--- a/chapters/chapter4_discussion.docx
+++ b/chapters/chapter4_discussion.docx
@@ -4,539 +4,434 @@
   <w:body>
     <w:p>
       <w:pPr>
-        <w:spacing w:before="0" w:after="240" w:line="360" w:lineRule="auto"/>
-        <w:jc w:val="center"/>
-      </w:pPr>
-      <w:r>
-        <w:rPr>
-          <w:rFonts w:ascii="Times New Roman" w:hAnsi="Times New Roman" w:cs="Times New Roman"/>
-          <w:rFonts w:ascii="Times New Roman" w:hAnsi="Times New Roman"/>
-          <w:b/>
-          <w:i w:val="0"/>
-          <w:sz w:val="28"/>
-        </w:rPr>
-        <w:t>4. DISCUSSION</w:t>
-      </w:r>
-    </w:p>
-    <w:p>
-      <w:pPr>
-        <w:spacing w:before="0" w:after="120" w:line="360" w:lineRule="auto"/>
-        <w:ind w:firstLine="709"/>
+        <w:spacing w:line="360" w:lineRule="auto" w:after="240" w:before="0"/>
         <w:jc w:val="both"/>
       </w:pPr>
       <w:r>
         <w:rPr>
           <w:rFonts w:ascii="Times New Roman" w:hAnsi="Times New Roman" w:cs="Times New Roman"/>
-          <w:rFonts w:ascii="Times New Roman" w:hAnsi="Times New Roman"/>
-          <w:b w:val="0"/>
+          <w:b/>
           <w:i w:val="0"/>
-          <w:sz w:val="24"/>
+          <w:color w:val="000000"/>
+          <w:sz w:val="28"/>
         </w:rPr>
-        <w:t>This chapter interprets the principal findings of the cross-sectional content analysis in light of existing literature, evaluates the study's methodological strengths and limitations, and outlines implications for public health practice and future research. The overarching aim was to determine whether the quality of physical activity (PA) information differs across traditional websites, YouTube, TikTok, and Instagram when assessed with the DISCERN instrument and JAMA benchmarks, and whether creator type and audience engagement moderate that quality.</w:t>
+        <w:t>CHAPTER 4. DISCUSSION</w:t>
       </w:r>
     </w:p>
     <w:p>
       <w:pPr>
-        <w:spacing w:before="240" w:after="120" w:line="360" w:lineRule="auto"/>
-        <w:jc w:val="left"/>
+        <w:spacing w:line="360" w:lineRule="auto" w:after="200" w:before="0"/>
+        <w:jc w:val="both"/>
       </w:pPr>
       <w:r>
         <w:rPr>
           <w:rFonts w:ascii="Times New Roman" w:hAnsi="Times New Roman" w:cs="Times New Roman"/>
-          <w:rFonts w:ascii="Times New Roman" w:hAnsi="Times New Roman"/>
           <w:b/>
           <w:i w:val="0"/>
-          <w:sz w:val="24"/>
+          <w:color w:val="000000"/>
+          <w:sz w:val="26"/>
         </w:rPr>
         <w:t>4.1 Summary of Key Findings</w:t>
       </w:r>
     </w:p>
     <w:p>
       <w:pPr>
-        <w:spacing w:before="0" w:after="120" w:line="360" w:lineRule="auto"/>
-        <w:ind w:firstLine="709"/>
+        <w:spacing w:line="360" w:lineRule="auto" w:after="120" w:before="0"/>
         <w:jc w:val="both"/>
       </w:pPr>
       <w:r>
         <w:rPr>
           <w:rFonts w:ascii="Times New Roman" w:hAnsi="Times New Roman" w:cs="Times New Roman"/>
-          <w:rFonts w:ascii="Times New Roman" w:hAnsi="Times New Roman"/>
           <w:b w:val="0"/>
           <w:i w:val="0"/>
+          <w:color w:val="000000"/>
           <w:sz w:val="24"/>
         </w:rPr>
-        <w:t>Three principal findings emerged from the analysis of 200 items across four platforms. First, a clear and statistically significant quality gradient was observed: traditional websites produced the highest DISCERN scores (Mdn = 48, classified as fair-to-good), followed by YouTube (Mdn = 39, fair-to-poor), TikTok (Mdn = 31, poor), and Instagram (Mdn = 21, very poor). The Kruskal-Wallis test confirmed this pattern, H(3) = 136.58, p &lt; .001, with a large effect size (η² = .68), and all six pairwise comparisons reached statistical significance after Bonferroni correction. This gradient suggests that platform architecture—particularly the space available for textual detail, referencing, and authorship disclosure—plays a decisive role in the completeness and reliability of health content.</w:t>
+        <w:t>This cross-sectional content analysis evaluated the quality of physical activity information across four platform types using the DISCERN instrument and JAMA benchmarks. The results reveal a clear and statistically significant quality gradient: traditional websites scored highest (Mdn = 48.5), followed by YouTube (Mdn = 42.0), TikTok (Mdn = 35.0), and Instagram (Mdn = 27.5). The Kruskal-Wallis test confirmed significant differences across platforms, H(3) = 93.84, p &lt; .001, with a large effect size. All six pairwise comparisons were statistically significant, although the Website versus YouTube contrast yielded a notably smaller effect (p = .038, r = -0.316) compared with the other five pairs (all p &lt; .001).</w:t>
       </w:r>
     </w:p>
     <w:p>
       <w:pPr>
-        <w:spacing w:before="0" w:after="120" w:line="360" w:lineRule="auto"/>
-        <w:ind w:firstLine="709"/>
+        <w:spacing w:line="360" w:lineRule="auto" w:after="120" w:before="0"/>
         <w:jc w:val="both"/>
       </w:pPr>
       <w:r>
         <w:rPr>
           <w:rFonts w:ascii="Times New Roman" w:hAnsi="Times New Roman" w:cs="Times New Roman"/>
-          <w:rFonts w:ascii="Times New Roman" w:hAnsi="Times New Roman"/>
           <w:b w:val="0"/>
           <w:i w:val="0"/>
+          <w:color w:val="000000"/>
           <w:sz w:val="24"/>
         </w:rPr>
-        <w:t>Second, creator type significantly moderated DISCERN scores, with healthcare and certified fitness professionals scoring higher (Mdn = 39.5) than non-professional creators (Mdn = 35.0; Mann-Whitney U, p = .033). However, the effect was small (r = −.204), indicating that professional credentials alone do not guarantee high-quality output. Notably, organisations dominated the traditional website space (78% of website items), whereas fitness influencers and general users were the predominant creators on YouTube and TikTok. This distributional imbalance partly explains the platform quality gradient, as the platforms with the lowest scores were also those with the fewest professionally credentialed authors.</w:t>
+        <w:t>JAMA benchmark compliance did not differ significantly across platforms when aggregated (H[3] = 5.43, p = .143), though significant platform differences emerged for individual criteria—Attribution, Disclosure, and Currency—but not Authorship. Creator type exerted a marginally non-significant effect on quality in the binary analysis (p = .094), though the five-category Kruskal-Wallis test was significant (p = .024). Engagement–quality correlations were largely non-significant within platforms, and the apparent overall positive correlation between likes and quality was identified as a Simpson's paradox artefact.</w:t>
       </w:r>
     </w:p>
     <w:p>
       <w:pPr>
-        <w:spacing w:before="0" w:after="120" w:line="360" w:lineRule="auto"/>
-        <w:ind w:firstLine="709"/>
+        <w:spacing w:line="360" w:lineRule="auto" w:after="200" w:before="0"/>
         <w:jc w:val="both"/>
       </w:pPr>
       <w:r>
         <w:rPr>
           <w:rFonts w:ascii="Times New Roman" w:hAnsi="Times New Roman" w:cs="Times New Roman"/>
-          <w:rFonts w:ascii="Times New Roman" w:hAnsi="Times New Roman"/>
-          <w:b w:val="0"/>
-          <w:i w:val="0"/>
-          <w:sz w:val="24"/>
-        </w:rPr>
-        <w:t>Third, engagement metrics bore virtually no relationship to information quality. The overall Spearman correlation between views and DISCERN total was negligible (ρ = .017). Platform-specific analyses revealed a negative correlation on YouTube (higher view counts associated with lower quality) and, unexpectedly, a positive correlation on TikTok. These divergent patterns suggest that algorithmic recommendation systems reward different content attributes on each platform, none of which appear to be information accuracy or completeness.</w:t>
-      </w:r>
-    </w:p>
-    <w:p>
-      <w:pPr>
-        <w:spacing w:before="0" w:after="120" w:line="360" w:lineRule="auto"/>
-        <w:ind w:firstLine="709"/>
-        <w:jc w:val="both"/>
-      </w:pPr>
-      <w:r>
-        <w:rPr>
-          <w:rFonts w:ascii="Times New Roman" w:hAnsi="Times New Roman" w:cs="Times New Roman"/>
-          <w:rFonts w:ascii="Times New Roman" w:hAnsi="Times New Roman"/>
-          <w:b w:val="0"/>
-          <w:i w:val="0"/>
-          <w:sz w:val="24"/>
-        </w:rPr>
-        <w:t>Regarding JAMA benchmark compliance, the overall JAMA Total score did not differ significantly across platforms (p = .143). However, analysis of individual JAMA criteria revealed significant differences for Attribution (χ², p &lt; .001), Disclosure (p = .001), and Currency (p &lt; .001). Social media posts almost universally met the Currency criterion because post dates are inherently visible, yet they performed poorly on Attribution and Disclosure. This pattern highlights a structural transparency gap: social media platforms do not incentivise or facilitate source citation or conflict-of-interest disclosure in the way that editorial standards do for traditional web publishing.</w:t>
-      </w:r>
-    </w:p>
-    <w:p>
-      <w:pPr>
-        <w:spacing w:before="240" w:after="120" w:line="360" w:lineRule="auto"/>
-        <w:jc w:val="left"/>
-      </w:pPr>
-      <w:r>
-        <w:rPr>
-          <w:rFonts w:ascii="Times New Roman" w:hAnsi="Times New Roman" w:cs="Times New Roman"/>
-          <w:rFonts w:ascii="Times New Roman" w:hAnsi="Times New Roman"/>
           <w:b/>
           <w:i w:val="0"/>
-          <w:sz w:val="24"/>
+          <w:color w:val="000000"/>
+          <w:sz w:val="26"/>
         </w:rPr>
         <w:t>4.2 Comparison with Existing Literature</w:t>
       </w:r>
     </w:p>
     <w:p>
       <w:pPr>
-        <w:spacing w:before="0" w:after="120" w:line="360" w:lineRule="auto"/>
-        <w:ind w:firstLine="709"/>
+        <w:spacing w:line="360" w:lineRule="auto" w:after="120" w:before="0"/>
         <w:jc w:val="both"/>
       </w:pPr>
       <w:r>
         <w:rPr>
           <w:rFonts w:ascii="Times New Roman" w:hAnsi="Times New Roman" w:cs="Times New Roman"/>
-          <w:rFonts w:ascii="Times New Roman" w:hAnsi="Times New Roman"/>
           <w:b w:val="0"/>
           <w:i w:val="0"/>
+          <w:color w:val="000000"/>
           <w:sz w:val="24"/>
         </w:rPr>
-        <w:t>The quality gradient observed in this study is broadly consistent with earlier work on online health information. The overall mean DISCERN score of 36.3 out of 80 aligns closely with the pooled estimate from the 2025 JMIR meta-analysis, which reported a DISCERN score of approximately 43.58 out of 100 (equivalent to roughly 34.9 on an 80-point scale) across diverse health topics (I² = 93.22%). That our sample slightly exceeded this benchmark is encouraging, but it also underscores that even the best-performing platform—traditional websites—only reached the lower boundary of the “good” category. This finding resonates with Eysenbach's (2002) foundational observation that health information quality on the internet is highly variable, a conclusion that remains valid more than two decades later.</w:t>
+        <w:t>The finding that traditional websites outperform social media platforms in health information quality is consistent with a substantial body of prior research. The 2025 JMIR meta-analysis reported a pooled DISCERN score of 43.58 out of 100 (95% CI [37.80, 49.35]) across studies evaluating online health information (Kbaier et al., 2024). When rescaled to the 16–80 DISCERN range used in the present study, this corresponds to approximately 44 points, closely aligning with the overall sample mean of 38.71 observed here. The slightly lower overall mean in the present study likely reflects the inclusion of TikTok and Instagram, platforms that have received less systematic evaluation in prior work and that scored substantially lower than websites and YouTube.</w:t>
       </w:r>
     </w:p>
     <w:p>
       <w:pPr>
-        <w:spacing w:before="0" w:after="120" w:line="360" w:lineRule="auto"/>
-        <w:ind w:firstLine="709"/>
+        <w:spacing w:line="360" w:lineRule="auto" w:after="120" w:before="0"/>
         <w:jc w:val="both"/>
       </w:pPr>
       <w:r>
         <w:rPr>
           <w:rFonts w:ascii="Times New Roman" w:hAnsi="Times New Roman" w:cs="Times New Roman"/>
-          <w:rFonts w:ascii="Times New Roman" w:hAnsi="Times New Roman"/>
           <w:b w:val="0"/>
           <w:i w:val="0"/>
+          <w:color w:val="000000"/>
           <w:sz w:val="24"/>
         </w:rPr>
-        <w:t>The particularly low scores for Instagram and TikTok mirror findings from recent platform-specific studies. De Moel-Mandel et al. (2025) reported that only 10% of TikTok health content was created by medical professionals; in the present study, 16% of TikTok items were attributed to healthcare professionals, a marginally higher proportion that may reflect the growing visibility of health professionals on short-video platforms. Nevertheless, this modest professional presence was insufficient to lift TikTok's overall quality above the “poor” threshold. On JAMA compliance, Haghighi and Farhadloo (2025) found that 81% of health-related Twitter content was of low quality and 95% met two or fewer of the four JAMA criteria. Our social media data follow the same pattern, with the majority of TikTok and Instagram items failing to meet Attribution and Disclosure criteria.</w:t>
+        <w:t>The Instagram findings are particularly noteworthy. With 42% of items falling in the 'very poor' category and a median DISCERN score of 27.5, Instagram emerged as the lowest-quality platform by a substantial margin. This aligns with concerns raised by de Moel-Mandel et al. (2025), who found that only 10% of TikTok physical activity content was produced by medical professionals, and with Haghighi and Farhadloo (2025), who reported that 81% of Twitter health information was of low quality, with 95% of items meeting two or fewer JAMA criteria. The present study extends these findings by demonstrating that Instagram may present even greater quality concerns than previously studied short-form platforms.</w:t>
       </w:r>
     </w:p>
     <w:p>
       <w:pPr>
-        <w:spacing w:before="0" w:after="120" w:line="360" w:lineRule="auto"/>
-        <w:ind w:firstLine="709"/>
+        <w:spacing w:line="360" w:lineRule="auto" w:after="120" w:before="0"/>
         <w:jc w:val="both"/>
       </w:pPr>
       <w:r>
         <w:rPr>
           <w:rFonts w:ascii="Times New Roman" w:hAnsi="Times New Roman" w:cs="Times New Roman"/>
-          <w:rFonts w:ascii="Times New Roman" w:hAnsi="Times New Roman"/>
           <w:b w:val="0"/>
           <w:i w:val="0"/>
+          <w:color w:val="000000"/>
           <w:sz w:val="24"/>
         </w:rPr>
-        <w:t>The negligible correlation between engagement and quality extends findings by Kbaier et al. (2024), who documented how social media algorithms can amplify health misinformation. Our observation that YouTube exhibited a negative engagement-quality relationship supports the hypothesis that algorithmically promoted content on video platforms prioritises entertainment value and emotional appeal over informational rigour (Moorhead et al., 2013). Conversely, the unexpected positive correlation on TikTok may be an artefact of a small number of high-engagement professional accounts; this result should be interpreted cautiously and warrants replication.</w:t>
+        <w:t>The relatively modest difference between websites and YouTube (median difference of 6.5 points, p = .038) is an important nuance. YouTube's position as a long-form video platform appears to permit more comprehensive information delivery than short-form social media, potentially because longer formats allow for more detailed explanations, source citations, and structured presentation of evidence. This finding is consistent with research demonstrating that video length correlates with information completeness in health education contexts (Madathil et al., 2015).</w:t>
       </w:r>
     </w:p>
     <w:p>
       <w:pPr>
-        <w:spacing w:before="0" w:after="120" w:line="360" w:lineRule="auto"/>
-        <w:ind w:firstLine="709"/>
+        <w:spacing w:line="360" w:lineRule="auto" w:after="120" w:before="0"/>
         <w:jc w:val="both"/>
       </w:pPr>
       <w:r>
         <w:rPr>
           <w:rFonts w:ascii="Times New Roman" w:hAnsi="Times New Roman" w:cs="Times New Roman"/>
-          <w:rFonts w:ascii="Times New Roman" w:hAnsi="Times New Roman"/>
           <w:b w:val="0"/>
           <w:i w:val="0"/>
+          <w:color w:val="000000"/>
           <w:sz w:val="24"/>
         </w:rPr>
-        <w:t>The finding that creator type moderates quality—albeit with a small effect—parallels evidence from the broader health literacy literature. Norman and Skinner (2006) argued that both provider-side and consumer-side competencies shape the quality of digital health exchanges. The present data suggest that provider-side credentialing is a necessary but not sufficient condition for high-quality content: professional creators still frequently omitted references and disclosure statements, particularly when operating within the formatting constraints of social media posts. This implies that platform design, not just author expertise, constrains the extent to which accountability criteria can be fulfilled.</w:t>
+        <w:t>The non-significant JAMA aggregate result (p = .143) alongside significant individual criteria is instructive. It suggests that while platforms differ in specific transparency practices, the overall level of formal quality indicators (authorship, attribution, disclosure, currency) remains uniformly low across the digital landscape. The universally poor attribution rates—even websites achieved only 30% compliance—indicate a systemic deficit in evidence-based communication of physical activity information, regardless of platform.</w:t>
       </w:r>
     </w:p>
     <w:p>
       <w:pPr>
-        <w:spacing w:before="240" w:after="120" w:line="360" w:lineRule="auto"/>
-        <w:jc w:val="left"/>
+        <w:spacing w:line="360" w:lineRule="auto" w:after="200" w:before="0"/>
+        <w:jc w:val="both"/>
       </w:pPr>
       <w:r>
         <w:rPr>
           <w:rFonts w:ascii="Times New Roman" w:hAnsi="Times New Roman" w:cs="Times New Roman"/>
-          <w:rFonts w:ascii="Times New Roman" w:hAnsi="Times New Roman"/>
           <w:b/>
           <w:i w:val="0"/>
-          <w:sz w:val="24"/>
+          <w:color w:val="000000"/>
+          <w:sz w:val="26"/>
         </w:rPr>
         <w:t>4.3 Implications for Public Health Practice</w:t>
       </w:r>
     </w:p>
     <w:p>
       <w:pPr>
-        <w:spacing w:before="0" w:after="120" w:line="360" w:lineRule="auto"/>
-        <w:ind w:firstLine="709"/>
+        <w:spacing w:line="360" w:lineRule="auto" w:after="120" w:before="0"/>
         <w:jc w:val="both"/>
       </w:pPr>
       <w:r>
         <w:rPr>
           <w:rFonts w:ascii="Times New Roman" w:hAnsi="Times New Roman" w:cs="Times New Roman"/>
-          <w:rFonts w:ascii="Times New Roman" w:hAnsi="Times New Roman"/>
           <w:b w:val="0"/>
           <w:i w:val="0"/>
+          <w:color w:val="000000"/>
           <w:sz w:val="24"/>
         </w:rPr>
-        <w:t>These findings carry several implications for public health practitioners and policy makers. First, the clear platform quality gradient argues against treating the internet as a monolithic information source. Public health messaging strategies should be calibrated to the specific affordances and limitations of each platform. For instance, short-form video platforms such as TikTok and Instagram Reels impose severe constraints on citation, attribution, and nuanced explanation; public health organisations seeking to use these platforms must develop content formats that maximise accuracy within those constraints, such as pinned comments with references or standardised disclosure overlays.</w:t>
+        <w:t>These findings carry several implications for public health practice. First, the pronounced quality gradient across platforms suggests that public health agencies should prioritise maintaining high-quality website content as an anchor for physical activity information, while simultaneously investing in platform-native content for social media. Simply repurposing website content for Instagram or TikTok is unlikely to be effective; instead, organisations should develop format-specific strategies that maximise information quality within the constraints of each platform.</w:t>
       </w:r>
     </w:p>
     <w:p>
       <w:pPr>
-        <w:spacing w:before="0" w:after="120" w:line="360" w:lineRule="auto"/>
-        <w:ind w:firstLine="709"/>
+        <w:spacing w:line="360" w:lineRule="auto" w:after="120" w:before="0"/>
         <w:jc w:val="both"/>
       </w:pPr>
       <w:r>
         <w:rPr>
           <w:rFonts w:ascii="Times New Roman" w:hAnsi="Times New Roman" w:cs="Times New Roman"/>
-          <w:rFonts w:ascii="Times New Roman" w:hAnsi="Times New Roman"/>
           <w:b w:val="0"/>
           <w:i w:val="0"/>
+          <w:color w:val="000000"/>
           <w:sz w:val="24"/>
         </w:rPr>
-        <w:t>Second, the absence of a positive engagement-quality relationship suggests that high-quality health information does not organically reach large audiences on social media. Public health agencies may therefore need to invest in paid promotion or influencer partnerships to ensure that evidence-based PA information achieves competitive visibility. The World Health Organization (2023) has already endorsed strategic use of social media for health communication, and our data reinforce the need for such strategies to be accompanied by quality assurance mechanisms.</w:t>
+        <w:t>Second, the finding that engagement metrics do not predict quality within platforms undermines the common assumption that popular content is reliable content. This has implications for health literacy education: consumers should be taught that high view counts and engagement do not signal information trustworthiness. The negative correlation between views and quality on YouTube (rho = -0.316, p = .035) is particularly concerning, as it suggests that the platform's recommendation algorithm may inadvertently promote lower-quality content.</w:t>
       </w:r>
     </w:p>
     <w:p>
       <w:pPr>
-        <w:spacing w:before="0" w:after="120" w:line="360" w:lineRule="auto"/>
-        <w:ind w:firstLine="709"/>
+        <w:spacing w:line="360" w:lineRule="auto" w:after="120" w:before="0"/>
         <w:jc w:val="both"/>
       </w:pPr>
       <w:r>
         <w:rPr>
           <w:rFonts w:ascii="Times New Roman" w:hAnsi="Times New Roman" w:cs="Times New Roman"/>
-          <w:rFonts w:ascii="Times New Roman" w:hAnsi="Times New Roman"/>
           <w:b w:val="0"/>
           <w:i w:val="0"/>
+          <w:color w:val="000000"/>
           <w:sz w:val="24"/>
         </w:rPr>
-        <w:t>Third, the dominance of non-professional creators on social media platforms calls for educational interventions targeting both content creators and consumers. Creator-side interventions could include platform-integrated prompts to cite sources or disclose conflicts of interest, while consumer-side interventions should focus on enhancing eHealth literacy (Norman &amp; Skinner, 2006) so that users can critically appraise PA content regardless of the platform on which it is encountered. Fox and Duggan (2013) documented that a substantial proportion of health information seekers do not verify the sources they consult; the present data suggest that this problem is compounded on platforms where source verification is structurally difficult.</w:t>
+        <w:t>Third, the creator type analysis suggests that professional credentials alone are an insufficient heuristic for quality, given the non-significant binary comparison (p = .094). However, the significant five-category analysis (p = .024) and the consistently lower scores among general users (Mdn = 33.0) indicate that content from unverified general users should be treated with particular caution. Public health communication strategies could leverage platform verification features to help users identify credentialed sources.</w:t>
       </w:r>
     </w:p>
     <w:p>
       <w:pPr>
-        <w:spacing w:before="240" w:after="120" w:line="360" w:lineRule="auto"/>
-        <w:jc w:val="left"/>
+        <w:spacing w:line="360" w:lineRule="auto" w:after="200" w:before="0"/>
+        <w:jc w:val="both"/>
       </w:pPr>
       <w:r>
         <w:rPr>
           <w:rFonts w:ascii="Times New Roman" w:hAnsi="Times New Roman" w:cs="Times New Roman"/>
-          <w:rFonts w:ascii="Times New Roman" w:hAnsi="Times New Roman"/>
           <w:b/>
           <w:i w:val="0"/>
-          <w:sz w:val="24"/>
+          <w:color w:val="000000"/>
+          <w:sz w:val="26"/>
         </w:rPr>
         <w:t>4.4 Strengths of the Study</w:t>
       </w:r>
     </w:p>
     <w:p>
       <w:pPr>
-        <w:spacing w:before="0" w:after="120" w:line="360" w:lineRule="auto"/>
-        <w:ind w:firstLine="709"/>
+        <w:spacing w:line="360" w:lineRule="auto" w:after="120" w:before="0"/>
         <w:jc w:val="both"/>
       </w:pPr>
       <w:r>
         <w:rPr>
           <w:rFonts w:ascii="Times New Roman" w:hAnsi="Times New Roman" w:cs="Times New Roman"/>
-          <w:rFonts w:ascii="Times New Roman" w:hAnsi="Times New Roman"/>
           <w:b w:val="0"/>
           <w:i w:val="0"/>
+          <w:color w:val="000000"/>
           <w:sz w:val="24"/>
         </w:rPr>
-        <w:t>This study offers several methodological strengths. To the best of our knowledge, it is the first investigation to compare all four platform types—traditional websites, YouTube, TikTok, and Instagram—within a single study using both the DISCERN instrument and JAMA benchmarks. Previous research has typically examined one or two platforms in isolation, limiting cross-platform inference. The present design enables direct, standardised comparison across the platforms most commonly accessed for PA information.</w:t>
+        <w:t>This study possesses several methodological strengths. To our knowledge, it is among the first investigations to directly compare physical activity information quality across four distinct platform types—traditional websites, YouTube, TikTok, and Instagram—using both the DISCERN instrument and JAMA benchmarks within a single study. This multi-platform, dual-instrument approach provides a more comprehensive assessment than studies examining single platforms or single quality tools.</w:t>
       </w:r>
     </w:p>
     <w:p>
       <w:pPr>
-        <w:spacing w:before="0" w:after="120" w:line="360" w:lineRule="auto"/>
-        <w:ind w:firstLine="709"/>
+        <w:spacing w:line="360" w:lineRule="auto" w:after="120" w:before="0"/>
         <w:jc w:val="both"/>
       </w:pPr>
       <w:r>
         <w:rPr>
           <w:rFonts w:ascii="Times New Roman" w:hAnsi="Times New Roman" w:cs="Times New Roman"/>
-          <w:rFonts w:ascii="Times New Roman" w:hAnsi="Times New Roman"/>
           <w:b w:val="0"/>
           <w:i w:val="0"/>
+          <w:color w:val="000000"/>
           <w:sz w:val="24"/>
         </w:rPr>
-        <w:t>The sample of 200 items (50 per platform) is larger than many content analysis studies in this domain and was drawn using a systematic protocol of five representative search terms applied uniformly across all platforms. Inter-rater reliability was excellent, with an intraclass correlation coefficient (ICC) of 0.994 for DISCERN scores, well above the commonly accepted threshold of 0.75 (Koo &amp; Li, 2016). This level of agreement strengthens confidence that the observed quality differences reflect genuine content variation rather than rater inconsistency.</w:t>
+        <w:t>The study employed a systematic sampling strategy with five distinct search terms representing common physical activity queries, enhancing ecological validity. The inter-rater reliability was excellent for DISCERN (ICC = 0.932), providing confidence in the scoring process. The sample of 200 items across four platforms is larger than many comparable studies, affording sufficient statistical power for the planned analyses. Furthermore, the operationalisation of DISCERN and JAMA criteria for social media contexts was documented transparently, enabling replication.</w:t>
       </w:r>
     </w:p>
     <w:p>
       <w:pPr>
-        <w:spacing w:before="0" w:after="120" w:line="360" w:lineRule="auto"/>
-        <w:ind w:firstLine="709"/>
+        <w:spacing w:line="360" w:lineRule="auto" w:after="200" w:before="0"/>
         <w:jc w:val="both"/>
       </w:pPr>
       <w:r>
         <w:rPr>
           <w:rFonts w:ascii="Times New Roman" w:hAnsi="Times New Roman" w:cs="Times New Roman"/>
-          <w:rFonts w:ascii="Times New Roman" w:hAnsi="Times New Roman"/>
-          <w:b w:val="0"/>
-          <w:i w:val="0"/>
-          <w:sz w:val="24"/>
-        </w:rPr>
-        <w:t>Additionally, the use of both DISCERN (measuring reliability and treatment information quality) and JAMA benchmarks (measuring accountability through authorship, attribution, disclosure, and currency) provides a more comprehensive quality profile than either instrument alone. This dual-instrument approach is especially valuable because DISCERN and JAMA capture partially overlapping but distinct dimensions of information quality (Charnock et al., 1999; Silberg et al., 1997).</w:t>
-      </w:r>
-    </w:p>
-    <w:p>
-      <w:pPr>
-        <w:spacing w:before="240" w:after="120" w:line="360" w:lineRule="auto"/>
-        <w:jc w:val="left"/>
-      </w:pPr>
-      <w:r>
-        <w:rPr>
-          <w:rFonts w:ascii="Times New Roman" w:hAnsi="Times New Roman" w:cs="Times New Roman"/>
-          <w:rFonts w:ascii="Times New Roman" w:hAnsi="Times New Roman"/>
           <w:b/>
           <w:i w:val="0"/>
-          <w:sz w:val="24"/>
+          <w:color w:val="000000"/>
+          <w:sz w:val="26"/>
         </w:rPr>
         <w:t>4.5 Limitations</w:t>
       </w:r>
     </w:p>
     <w:p>
       <w:pPr>
-        <w:spacing w:before="0" w:after="120" w:line="360" w:lineRule="auto"/>
-        <w:ind w:firstLine="709"/>
+        <w:spacing w:line="360" w:lineRule="auto" w:after="120" w:before="0"/>
         <w:jc w:val="both"/>
       </w:pPr>
       <w:r>
         <w:rPr>
           <w:rFonts w:ascii="Times New Roman" w:hAnsi="Times New Roman" w:cs="Times New Roman"/>
-          <w:rFonts w:ascii="Times New Roman" w:hAnsi="Times New Roman"/>
           <w:b w:val="0"/>
           <w:i w:val="0"/>
+          <w:color w:val="000000"/>
           <w:sz w:val="24"/>
         </w:rPr>
-        <w:t>Several limitations should be considered when interpreting these results. First, the cross-sectional design captures a single snapshot of platform content. Online health information is dynamic; content is continuously created, updated, and removed. The quality landscape observed at the time of data collection may not generalise to other time periods, and longitudinal designs would be needed to track quality trends.</w:t>
+        <w:t>Several limitations must be acknowledged. First, the cross-sectional design captures a single snapshot of online content, which may not reflect temporal trends in information quality. Platform algorithms, content policies, and user behaviour evolve rapidly, and findings may not generalise to other time points.</w:t>
       </w:r>
     </w:p>
     <w:p>
       <w:pPr>
-        <w:spacing w:before="0" w:after="120" w:line="360" w:lineRule="auto"/>
-        <w:ind w:firstLine="709"/>
+        <w:spacing w:line="360" w:lineRule="auto" w:after="120" w:before="0"/>
         <w:jc w:val="both"/>
       </w:pPr>
       <w:r>
         <w:rPr>
           <w:rFonts w:ascii="Times New Roman" w:hAnsi="Times New Roman" w:cs="Times New Roman"/>
-          <w:rFonts w:ascii="Times New Roman" w:hAnsi="Times New Roman"/>
           <w:b w:val="0"/>
           <w:i w:val="0"/>
+          <w:color w:val="000000"/>
           <w:sz w:val="24"/>
         </w:rPr>
-        <w:t>Second, the study was limited to English-language content. Physical activity information in other languages may differ in quality and creator composition, and findings may not transfer to non-English-speaking populations. Third, the scoring of video-based content on YouTube, TikTok, and Instagram relied on titles, descriptions, captions, and visible on-screen text rather than full audiovisual analysis of spoken content. This approach was necessary for feasibility and consistency with the text-oriented DISCERN instrument, but it may underestimate the informational depth of videos whose quality resides primarily in verbal explanation rather than written metadata.</w:t>
+        <w:t>Second, the study was restricted to English-language content retrieved from a single geographic location (Lithuania). Search results are personalised by location, language, and browsing history, meaning that users in other regions may encounter different content for identical search terms.</w:t>
       </w:r>
     </w:p>
     <w:p>
       <w:pPr>
-        <w:spacing w:before="0" w:after="120" w:line="360" w:lineRule="auto"/>
-        <w:ind w:firstLine="709"/>
+        <w:spacing w:line="360" w:lineRule="auto" w:after="120" w:before="0"/>
         <w:jc w:val="both"/>
       </w:pPr>
       <w:r>
         <w:rPr>
           <w:rFonts w:ascii="Times New Roman" w:hAnsi="Times New Roman" w:cs="Times New Roman"/>
-          <w:rFonts w:ascii="Times New Roman" w:hAnsi="Times New Roman"/>
           <w:b w:val="0"/>
           <w:i w:val="0"/>
+          <w:color w:val="000000"/>
           <w:sz w:val="24"/>
         </w:rPr>
-        <w:t>Fourth, the sampling strategy—selecting the top 10 results per search term—captures the most visible content but may not represent the full breadth of PA information available on each platform. Users who scroll beyond the first page or receive personalised algorithmic recommendations may encounter content of different quality. Fifth, although DISCERN is the most widely validated tool for assessing consumer health information, it was originally designed for written patient information leaflets (Charnock et al., 1999). Applying it to social media posts required operationalisation decisions (detailed in Chapter 2) that, while transparent and systematic, represent an adaptation beyond the instrument’s original scope.</w:t>
+        <w:t>Third, and critically, the scoring of video and image-based content relied primarily on visible metadata, captions, and descriptions rather than full content transcription. This approach may systematically underestimate the quality of social media content where information is communicated verbally or visually rather than in text. However, it is equally important to acknowledge that this limitation may bias results in favour of the study hypothesis, as the apparent quality gradient could partially reflect methodological differences in how text-based and video-based content were assessed rather than true differences in information quality.</w:t>
       </w:r>
     </w:p>
     <w:p>
       <w:pPr>
-        <w:spacing w:before="0" w:after="120" w:line="360" w:lineRule="auto"/>
-        <w:ind w:firstLine="709"/>
+        <w:spacing w:line="360" w:lineRule="auto" w:after="120" w:before="0"/>
         <w:jc w:val="both"/>
       </w:pPr>
       <w:r>
         <w:rPr>
           <w:rFonts w:ascii="Times New Roman" w:hAnsi="Times New Roman" w:cs="Times New Roman"/>
-          <w:rFonts w:ascii="Times New Roman" w:hAnsi="Times New Roman"/>
           <w:b w:val="0"/>
           <w:i w:val="0"/>
+          <w:color w:val="000000"/>
           <w:sz w:val="24"/>
         </w:rPr>
-        <w:t>Sixth, all searches were conducted from a single geographic location, meaning that search engine and platform algorithms may have returned location-specific results. Users in other regions could encounter a different set of top results for the same queries. Finally, engagement metrics were not uniformly available across all platforms; in particular, Instagram view counts were not captured for all items, which limits the strength of engagement-quality correlations for that platform.</w:t>
+        <w:t>Fourth, data collection employed a mixed approach: Playwright automation was used for traditional websites and YouTube, while TikTok and Instagram content was collected manually due to platform restrictions on automated scraping. This introduces potential selection bias, as the manual collection process for TikTok and Instagram may have been influenced by factors not present in the automated approach, despite adherence to the same top-10 sampling protocol.</w:t>
       </w:r>
     </w:p>
     <w:p>
       <w:pPr>
-        <w:spacing w:before="240" w:after="120" w:line="360" w:lineRule="auto"/>
-        <w:jc w:val="left"/>
+        <w:spacing w:line="360" w:lineRule="auto" w:after="120" w:before="0"/>
+        <w:jc w:val="both"/>
       </w:pPr>
       <w:r>
         <w:rPr>
           <w:rFonts w:ascii="Times New Roman" w:hAnsi="Times New Roman" w:cs="Times New Roman"/>
-          <w:rFonts w:ascii="Times New Roman" w:hAnsi="Times New Roman"/>
+          <w:b w:val="0"/>
+          <w:i w:val="0"/>
+          <w:color w:val="000000"/>
+          <w:sz w:val="24"/>
+        </w:rPr>
+        <w:t>Fifth, the top-10 sampling strategy, while ecologically valid (as most users do not scroll beyond the first page of results), captures only a fraction of available content. Results may differ for content appearing in later search positions. Additionally, the DISCERN instrument was originally developed for evaluating written treatment information for patients (Charnock et al., 1999) and has been adapted here beyond its original scope to evaluate physical activity content on social media. While this adaptation is consistent with growing practice in the literature, it represents a departure from the validated use case.</w:t>
+      </w:r>
+    </w:p>
+    <w:p>
+      <w:pPr>
+        <w:spacing w:line="360" w:lineRule="auto" w:after="120" w:before="0"/>
+        <w:jc w:val="both"/>
+      </w:pPr>
+      <w:r>
+        <w:rPr>
+          <w:rFonts w:ascii="Times New Roman" w:hAnsi="Times New Roman" w:cs="Times New Roman"/>
+          <w:b w:val="0"/>
+          <w:i w:val="0"/>
+          <w:color w:val="000000"/>
+          <w:sz w:val="24"/>
+        </w:rPr>
+        <w:t>Sixth, engagement metrics were not uniformly available across platforms. Traditional websites do not provide standardised engagement data (likes, shares), and the metrics that were available may not be comparable across platforms with different user bases and interaction paradigms.</w:t>
+      </w:r>
+    </w:p>
+    <w:p>
+      <w:pPr>
+        <w:spacing w:line="360" w:lineRule="auto" w:after="120" w:before="0"/>
+        <w:jc w:val="both"/>
+      </w:pPr>
+      <w:r>
+        <w:rPr>
+          <w:rFonts w:ascii="Times New Roman" w:hAnsi="Times New Roman" w:cs="Times New Roman"/>
+          <w:b w:val="0"/>
+          <w:i w:val="0"/>
+          <w:color w:val="000000"/>
+          <w:sz w:val="24"/>
+        </w:rPr>
+        <w:t>Seventh, the classification of organisations (n = 85, 42.5% of the sample) as 'non-professional' in the binary creator type analysis is analytically consequential. Many organisations (e.g., NHS, WHO, university hospitals) produce content overseen by healthcare professionals, meaning this classification likely diluted the professional category's apparent quality advantage. Future studies should consider more granular organisation subtyping.</w:t>
+      </w:r>
+    </w:p>
+    <w:p>
+      <w:pPr>
+        <w:spacing w:line="360" w:lineRule="auto" w:after="120" w:before="0"/>
+        <w:jc w:val="both"/>
+      </w:pPr>
+      <w:r>
+        <w:rPr>
+          <w:rFonts w:ascii="Times New Roman" w:hAnsi="Times New Roman" w:cs="Times New Roman"/>
+          <w:b w:val="0"/>
+          <w:i w:val="0"/>
+          <w:color w:val="000000"/>
+          <w:sz w:val="24"/>
+        </w:rPr>
+        <w:t>Eighth, the DISCERN quality categories used in this study (Very Poor 16–26, Poor 27–38, Fair 39–50, Good 51–62, Excellent 63–80) are commonly adopted thresholds in the health information quality literature but were not specified in the original DISCERN validation by Charnock et al. (1999). These cut-points have been adopted from subsequent studies and should be treated as conventional rather than formally validated boundaries.</w:t>
+      </w:r>
+    </w:p>
+    <w:p>
+      <w:pPr>
+        <w:spacing w:line="360" w:lineRule="auto" w:after="200" w:before="0"/>
+        <w:jc w:val="both"/>
+      </w:pPr>
+      <w:r>
+        <w:rPr>
+          <w:rFonts w:ascii="Times New Roman" w:hAnsi="Times New Roman" w:cs="Times New Roman"/>
           <w:b/>
           <w:i w:val="0"/>
-          <w:sz w:val="24"/>
+          <w:color w:val="000000"/>
+          <w:sz w:val="26"/>
         </w:rPr>
         <w:t>4.6 Recommendations for Future Research</w:t>
       </w:r>
     </w:p>
     <w:p>
       <w:pPr>
-        <w:spacing w:before="0" w:after="120" w:line="360" w:lineRule="auto"/>
-        <w:ind w:firstLine="709"/>
+        <w:spacing w:line="360" w:lineRule="auto" w:after="120" w:before="0"/>
         <w:jc w:val="both"/>
       </w:pPr>
       <w:r>
         <w:rPr>
           <w:rFonts w:ascii="Times New Roman" w:hAnsi="Times New Roman" w:cs="Times New Roman"/>
-          <w:rFonts w:ascii="Times New Roman" w:hAnsi="Times New Roman"/>
           <w:b w:val="0"/>
           <w:i w:val="0"/>
+          <w:color w:val="000000"/>
           <w:sz w:val="24"/>
         </w:rPr>
-        <w:t>Future research should address the limitations identified above while extending the scope of cross-platform quality assessment. First, longitudinal studies are needed to determine whether the observed quality gradient is stable over time or whether it shifts as platforms evolve their content policies and recommendation algorithms. Repeated assessments at regular intervals (e.g., every six months) would also reveal whether public health interventions targeting content quality produce measurable improvements.</w:t>
-      </w:r>
-    </w:p>
-    <w:p>
-      <w:pPr>
-        <w:spacing w:before="0" w:after="120" w:line="360" w:lineRule="auto"/>
-        <w:ind w:firstLine="709"/>
-        <w:jc w:val="both"/>
-      </w:pPr>
-      <w:r>
-        <w:rPr>
-          <w:rFonts w:ascii="Times New Roman" w:hAnsi="Times New Roman" w:cs="Times New Roman"/>
-          <w:rFonts w:ascii="Times New Roman" w:hAnsi="Times New Roman"/>
-          <w:b w:val="0"/>
-          <w:i w:val="0"/>
-          <w:sz w:val="24"/>
-        </w:rPr>
-        <w:t>Second, studies should incorporate multilingual samples and diverse geographic search contexts to assess the generalisability of the present findings. The quality of PA information may vary substantially across languages and health systems, and cross-cultural comparisons would inform the design of context-appropriate interventions.</w:t>
-      </w:r>
-    </w:p>
-    <w:p>
-      <w:pPr>
-        <w:spacing w:before="0" w:after="120" w:line="360" w:lineRule="auto"/>
-        <w:ind w:firstLine="709"/>
-        <w:jc w:val="both"/>
-      </w:pPr>
-      <w:r>
-        <w:rPr>
-          <w:rFonts w:ascii="Times New Roman" w:hAnsi="Times New Roman" w:cs="Times New Roman"/>
-          <w:rFonts w:ascii="Times New Roman" w:hAnsi="Times New Roman"/>
-          <w:b w:val="0"/>
-          <w:i w:val="0"/>
-          <w:sz w:val="24"/>
-        </w:rPr>
-        <w:t>Third, the development of quality assessment instruments specifically designed for audiovisual and short-form content would improve the validity of social media evaluations. While DISCERN remains the gold standard for written health information, its application to 15-second TikTok videos or image-only Instagram posts stretches the instrument beyond its intended use. A validated tool that accounts for the multimodal nature of social media content—including spoken narration, visual demonstrations, and on-screen text—would be a significant methodological advance.</w:t>
-      </w:r>
-    </w:p>
-    <w:p>
-      <w:pPr>
-        <w:spacing w:before="0" w:after="120" w:line="360" w:lineRule="auto"/>
-        <w:ind w:firstLine="709"/>
-        <w:jc w:val="both"/>
-      </w:pPr>
-      <w:r>
-        <w:rPr>
-          <w:rFonts w:ascii="Times New Roman" w:hAnsi="Times New Roman" w:cs="Times New Roman"/>
-          <w:rFonts w:ascii="Times New Roman" w:hAnsi="Times New Roman"/>
-          <w:b w:val="0"/>
-          <w:i w:val="0"/>
-          <w:sz w:val="24"/>
-        </w:rPr>
-        <w:t>Fourth, experimental and quasi-experimental designs should examine the causal impact of information quality on health behaviour. The present study establishes that quality varies across platforms, but it cannot determine whether exposure to low-quality PA information leads to suboptimal exercise behaviours or, conversely, whether high-quality content promotes adherence to PA guidelines. Linking content quality data to user behaviour outcomes would strengthen the evidence base for quality-improvement interventions.</w:t>
-      </w:r>
-    </w:p>
-    <w:p>
-      <w:pPr>
-        <w:spacing w:before="0" w:after="120" w:line="360" w:lineRule="auto"/>
-        <w:ind w:firstLine="709"/>
-        <w:jc w:val="both"/>
-      </w:pPr>
-      <w:r>
-        <w:rPr>
-          <w:rFonts w:ascii="Times New Roman" w:hAnsi="Times New Roman" w:cs="Times New Roman"/>
-          <w:rFonts w:ascii="Times New Roman" w:hAnsi="Times New Roman"/>
-          <w:b w:val="0"/>
-          <w:i w:val="0"/>
-          <w:sz w:val="24"/>
-        </w:rPr>
-        <w:t>Fifth, research should investigate the role of platform design features in shaping content quality. A/B testing of interface modifications—such as mandatory source-citation fields, credential-verification badges, or algorithmic boosts for referenced content—could identify practical mechanisms for improving health information quality at scale. Such studies would require collaboration with platform operators but could yield high-impact, population-level benefits.</w:t>
-      </w:r>
-    </w:p>
-    <w:p>
-      <w:pPr>
-        <w:spacing w:before="0" w:after="120" w:line="360" w:lineRule="auto"/>
-        <w:ind w:firstLine="709"/>
-        <w:jc w:val="both"/>
-      </w:pPr>
-      <w:r>
-        <w:rPr>
-          <w:rFonts w:ascii="Times New Roman" w:hAnsi="Times New Roman" w:cs="Times New Roman"/>
-          <w:rFonts w:ascii="Times New Roman" w:hAnsi="Times New Roman"/>
-          <w:b w:val="0"/>
-          <w:i w:val="0"/>
-          <w:sz w:val="24"/>
-        </w:rPr>
-        <w:t>Finally, the relationship between engagement metrics and quality deserves deeper investigation using more granular data. Access to algorithmic ranking signals, watch time, completion rates, and share-to-view ratios—data that are not publicly available but may be accessible through platform research APIs—would enable more nuanced modelling of how recommendation systems interact with information quality. Understanding these dynamics is essential for designing interventions that align algorithmic incentives with public health objectives.</w:t>
+        <w:t>Several directions for future research emerge from this study. First, longitudinal designs could track how physical activity information quality changes over time as platforms modify their algorithms and content policies. Second, multilingual studies incorporating non-English content would address a significant gap, given that the majority of global internet users access health information in languages other than English. Third, future studies should incorporate full transcription and coding of audio-visual content to address the metadata-only scoring limitation identified here. Fourth, the role of platform algorithms in promoting or suppressing high-quality health content warrants dedicated investigation, particularly given the negative views–quality correlation observed on YouTube. Fifth, intervention studies could evaluate whether platform-specific quality labels or health information verification badges improve the quality of content that users encounter and trust. Finally, qualitative research exploring how users perceive and evaluate physical activity information across different platforms would complement the quantitative quality assessment approach used here.</w:t>
       </w:r>
     </w:p>
     <w:sectPr>
@@ -912,9 +807,13 @@
     <w:name w:val="Normal"/>
     <w:qFormat/>
     <w:rsid w:val="00FC693F"/>
+    <w:pPr>
+      <w:spacing w:line="360" w:lineRule="auto"/>
+      <w:jc w:val="both"/>
+    </w:pPr>
     <w:rPr>
-      <w:rFonts w:ascii="Times New Roman" w:hAnsi="Times New Roman" w:cs="Times New Roman"/>
       <w:rFonts w:ascii="Times New Roman" w:hAnsi="Times New Roman"/>
+      <w:color w:val="000000"/>
       <w:sz w:val="24"/>
     </w:rPr>
   </w:style>

--- a/chapters/chapter4_discussion.docx
+++ b/chapters/chapter4_discussion.docx
@@ -143,7 +143,23 @@
           <w:color w:val="000000"/>
           <w:sz w:val="24"/>
         </w:rPr>
-        <w:t>The non-significant JAMA aggregate result (p = .143) alongside significant individual criteria is instructive. It suggests that while platforms differ in specific transparency practices, the overall level of formal quality indicators (authorship, attribution, disclosure, currency) remains uniformly low across the digital landscape. The universally poor attribution rates—even websites achieved only 30% compliance—indicate a systemic deficit in evidence-based communication of physical activity information, regardless of platform.</w:t>
+        <w:t>The non-significant JAMA aggregate result (p = .143) alongside significant individual criteria is instructive and warrants careful interpretation. Criterion-level comparisons are more informative than total JAMA scores in this study, because the Currency criterion gives social media an automatic advantage: posting dates are inherently visible on all social media platforms (100% compliance) but must be explicitly provided on websites (68% compliance). This means total JAMA scores partly reflect platform interface design rather than editorial accountability. When Currency is set aside, the remaining criteria—Authorship, Attribution, and Disclosure—paint a clearer picture of genuine transparency practices. Attribution rates were universally poor (websites 30%, YouTube 16%, TikTok 0%, Instagram 4%), indicating a systemic deficit in evidence-based communication of physical activity information regardless of platform.</w:t>
+      </w:r>
+    </w:p>
+    <w:p>
+      <w:pPr>
+        <w:spacing w:line="360" w:lineRule="auto" w:after="120" w:before="0"/>
+        <w:jc w:val="both"/>
+      </w:pPr>
+      <w:r>
+        <w:rPr>
+          <w:rFonts w:ascii="Times New Roman" w:hAnsi="Times New Roman" w:cs="Times New Roman"/>
+          <w:b w:val="0"/>
+          <w:i w:val="0"/>
+          <w:color w:val="000000"/>
+          <w:sz w:val="24"/>
+        </w:rPr>
+        <w:t>The significant variation in quality across search terms (H[4] = 27.72, p &lt; .001) is a secondary finding that merits attention. Items retrieved using ‘how to start exercising’ scored highest (Mdn = 46.0), while ‘home workout routine’ yielded the lowest scores (Mdn = 34.0). This likely reflects differences in the clinical relevance and specificity of queries: more general health-oriented terms may retrieve content from authoritative institutional sources, whereas commercially oriented terms such as ‘home workout routine’ may disproportionately surface influencer-generated content. This finding suggests that the search query itself functions as an implicit filter on information quality, with practical implications for how public health practitioners frame their recommendations to information-seeking audiences.</w:t>
       </w:r>
     </w:p>
     <w:p>
@@ -191,7 +207,7 @@
           <w:color w:val="000000"/>
           <w:sz w:val="24"/>
         </w:rPr>
-        <w:t>Second, the finding that engagement metrics do not predict quality within platforms undermines the common assumption that popular content is reliable content. This has implications for health literacy education: consumers should be taught that high view counts and engagement do not signal information trustworthiness. The negative correlation between views and quality on YouTube (rho = -0.316, p = .035) is particularly concerning, as it suggests that the platform's recommendation algorithm may inadvertently promote lower-quality content.</w:t>
+        <w:t>Second, the finding that engagement metrics do not predict quality within platforms undermines the common assumption that popular content is reliable content. This has implications for health literacy education: consumers should be taught that high view counts and engagement do not signal information trustworthiness. The negative correlation between views and quality on YouTube (rho = -0.316, p = .035) raises concern that the platform’s recommendation system may not reliably prioritise accurate health information, though this single cross-sectional correlation cannot establish a causal relationship between algorithmic promotion and content quality.</w:t>
       </w:r>
     </w:p>
     <w:p>
@@ -207,7 +223,7 @@
           <w:color w:val="000000"/>
           <w:sz w:val="24"/>
         </w:rPr>
-        <w:t>Third, the creator type analysis suggests that professional credentials alone are an insufficient heuristic for quality, given the non-significant binary comparison (p = .094). However, the significant five-category analysis (p = .024) and the consistently lower scores among general users (Mdn = 33.0) indicate that content from unverified general users should be treated with particular caution. Public health communication strategies could leverage platform verification features to help users identify credentialed sources.</w:t>
+        <w:t>Third, the creator type analysis reveals that the binary professional versus non-professional classification was analytically crude and failed to reach significance (p = .094). The five-category analysis is the more informative result (H[4] = 11.26, p = .024): it shows that general users score lowest (Mdn = 33.0), healthcare professionals and certified fitness professionals score highest (Mdn = 41.0 each), and fitness influencers and organisations fall between these extremes. This pattern suggests that creator type does moderate quality, but in a graded rather than dichotomous fashion. The binary null result is partially an artefact of grouping organisations (n = 85)—which include high-quality institutional sources such as NHS and WHO—into the non-professional category, thereby diluting the apparent quality advantage of credentialed creators.</w:t>
       </w:r>
     </w:p>
     <w:p>

--- a/chapters/chapter4_discussion.docx
+++ b/chapters/chapter4_discussion.docx
@@ -47,7 +47,7 @@
           <w:color w:val="000000"/>
           <w:sz w:val="24"/>
         </w:rPr>
-        <w:t>This cross-sectional content analysis evaluated the quality of physical activity information across four platform types using the DISCERN instrument and JAMA benchmarks. The results reveal a clear and statistically significant quality gradient: traditional websites scored highest (Mdn = 48.5), followed by YouTube (Mdn = 42.0), TikTok (Mdn = 35.0), and Instagram (Mdn = 27.5). The Kruskal-Wallis test confirmed significant differences across platforms, H(3) = 93.84, p &lt; .001, with a large effect size. All six pairwise comparisons were statistically significant, although the Website versus YouTube contrast yielded a notably smaller effect (p = .038, r = -0.316) compared with the other five pairs (all p &lt; .001).</w:t>
+        <w:t>This cross-sectional content analysis evaluated the quality of physical activity information across four platform types using the DISCERN instrument and JAMA benchmarks. The results reveal a clear and statistically significant quality gradient: traditional websites scored highest (Mdn = 48.5), followed by YouTube (Mdn = 42.0), TikTok (Mdn = 35.0), and Instagram (Mdn = 27.5). The Kruskal-Wallis test confirmed significant differences across platforms, H(3) = 93.489, p &lt; .001, with a large effect size (eta-squared = 0.469). All six pairwise comparisons were statistically significant, although the Website versus YouTube contrast yielded a notably smaller effect (p = .038, r = -0.316) compared with the other five pairs (all p &lt; .001).</w:t>
       </w:r>
     </w:p>
     <w:p>
@@ -63,7 +63,7 @@
           <w:color w:val="000000"/>
           <w:sz w:val="24"/>
         </w:rPr>
-        <w:t>JAMA benchmark compliance did not differ significantly across platforms when aggregated (H[3] = 5.43, p = .143), though significant platform differences emerged for individual criteria—Attribution, Disclosure, and Currency—but not Authorship. Creator type exerted a marginally non-significant effect on quality in the binary analysis (p = .094), though the five-category Kruskal-Wallis test was significant (p = .024). Engagement–quality correlations were largely non-significant within platforms, and the apparent overall positive correlation between likes and quality was identified as a Simpson's paradox artefact.</w:t>
+        <w:t>JAMA benchmark compliance did not differ significantly across platforms when aggregated (H[3] = 5.123, p = .163), though significant platform differences emerged for individual criteria—Attribution, Disclosure, and Currency—but not Authorship. Creator type exerted a significant effect on quality in the binary analysis (p = .036), and the five-category Kruskal-Wallis test was also significant (p = .012). Engagement–quality correlations were largely non-significant within platforms, except for YouTube, where both views and likes showed significant negative correlations with quality; the overall positive correlation between likes and quality across the full sample was identified as primarily a Simpson's paradox artefact of between-platform differences.</w:t>
       </w:r>
     </w:p>
     <w:p>
@@ -95,7 +95,7 @@
           <w:color w:val="000000"/>
           <w:sz w:val="24"/>
         </w:rPr>
-        <w:t>The finding that traditional websites outperform social media platforms in health information quality is consistent with a substantial body of prior research. The 2025 JMIR meta-analysis reported a pooled DISCERN score of 43.58 out of 100 (95% CI [37.80, 49.35]) across studies evaluating online health information (Kbaier et al., 2024). When rescaled to the 16–80 DISCERN range used in the present study, this corresponds to approximately 44 points, closely aligning with the overall sample mean of 38.71 observed here. The slightly lower overall mean in the present study likely reflects the inclusion of TikTok and Instagram, platforms that have received less systematic evaluation in prior work and that scored substantially lower than websites and YouTube.</w:t>
+        <w:t>The finding that traditional websites outperform social media platforms in health information quality is consistent with a substantial body of prior research. The 2025 JMIR meta-analysis reported a pooled DISCERN score of 43.58 out of 100 (95% CI [37.80, 49.35]) across studies evaluating online health information (Kbaier et al., 2024). When rescaled to the 16–80 DISCERN range used in the present study, this corresponds to approximately 44 points, closely aligning with the overall sample mean of 38.68 observed here. The slightly lower overall mean in the present study likely reflects the inclusion of TikTok and Instagram, platforms that have received less systematic evaluation in prior work and that scored substantially lower than websites and YouTube.</w:t>
       </w:r>
     </w:p>
     <w:p>
@@ -143,7 +143,7 @@
           <w:color w:val="000000"/>
           <w:sz w:val="24"/>
         </w:rPr>
-        <w:t>The non-significant JAMA aggregate result (p = .143) alongside significant individual criteria is instructive and warrants careful interpretation. Criterion-level comparisons are more informative than total JAMA scores in this study, because the Currency criterion gives social media an automatic advantage: posting dates are inherently visible on all social media platforms (100% compliance) but must be explicitly provided on websites (68% compliance). This means total JAMA scores partly reflect platform interface design rather than editorial accountability. When Currency is set aside, the remaining criteria—Authorship, Attribution, and Disclosure—paint a clearer picture of genuine transparency practices. Attribution rates were universally poor (websites 30%, YouTube 16%, TikTok 0%, Instagram 4%), indicating a systemic deficit in evidence-based communication of physical activity information regardless of platform.</w:t>
+        <w:t>The non-significant JAMA aggregate result (p = .163) alongside significant individual criteria is instructive and warrants careful interpretation. Criterion-level comparisons are more informative than total JAMA scores in this study, because the Currency criterion gives social media an automatic advantage: posting dates are inherently visible on all social media platforms (100% compliance) but must be explicitly provided on websites (68% compliance). This means total JAMA scores partly reflect platform interface design rather than editorial accountability. When Currency is set aside, the remaining criteria—Authorship, Attribution, and Disclosure—paint a clearer picture of genuine transparency practices. Attribution rates were universally poor (websites 30%, YouTube 16%, TikTok 0%, Instagram 4%), indicating a systemic deficit in evidence-based communication of physical activity information regardless of platform.</w:t>
       </w:r>
     </w:p>
     <w:p>
@@ -159,7 +159,7 @@
           <w:color w:val="000000"/>
           <w:sz w:val="24"/>
         </w:rPr>
-        <w:t>The significant variation in quality across search terms (H[4] = 27.72, p &lt; .001) is a secondary finding that merits attention. Items retrieved using ‘how to start exercising’ scored highest (Mdn = 46.0), while ‘home workout routine’ yielded the lowest scores (Mdn = 34.0). This likely reflects differences in the clinical relevance and specificity of queries: more general health-oriented terms may retrieve content from authoritative institutional sources, whereas commercially oriented terms such as ‘home workout routine’ may disproportionately surface influencer-generated content. This finding suggests that the search query itself functions as an implicit filter on information quality, with practical implications for how public health practitioners frame their recommendations to information-seeking audiences.</w:t>
+        <w:t>The significant variation in quality across search terms (H[4] = 27.255, p &lt; .001) is a secondary finding that merits attention. Items retrieved using ‘how to start exercising’ scored highest (Mdn = 46.0), while ‘home workout routine’ yielded the lowest scores (Mdn = 34.0). This likely reflects differences in the clinical relevance and specificity of queries: more general health-oriented terms may retrieve content from authoritative institutional sources, whereas commercially oriented terms such as ‘home workout routine’ may disproportionately surface influencer-generated content. This finding suggests that the search query itself functions as an implicit filter on information quality, with practical implications for how public health practitioners frame their recommendations to information-seeking audiences.</w:t>
       </w:r>
     </w:p>
     <w:p>
@@ -207,7 +207,7 @@
           <w:color w:val="000000"/>
           <w:sz w:val="24"/>
         </w:rPr>
-        <w:t>Second, the finding that engagement metrics do not predict quality within platforms undermines the common assumption that popular content is reliable content. This has implications for health literacy education: consumers should be taught that high view counts and engagement do not signal information trustworthiness. The negative correlation between views and quality on YouTube (rho = -0.316, p = .035) raises concern that the platform’s recommendation system may not reliably prioritise accurate health information, though this single cross-sectional correlation cannot establish a causal relationship between algorithmic promotion and content quality.</w:t>
+        <w:t>Second, the finding that engagement metrics largely do not predict quality within platforms undermines the common assumption that popular content is reliable content. This has implications for health literacy education: consumers should be taught that high view counts and engagement do not signal information trustworthiness. Notably, within YouTube, both views and likes showed significant negative correlations with quality (views: rho = -0.340, p = .016; likes: rho = -0.286, p = .044), suggesting that the platform’s recommendation system may actively promote lower-quality physical activity content. This is a concerning finding that warrants dedicated algorithmic audit research, though the cross-sectional design cannot establish causality.</w:t>
       </w:r>
     </w:p>
     <w:p>
@@ -223,7 +223,7 @@
           <w:color w:val="000000"/>
           <w:sz w:val="24"/>
         </w:rPr>
-        <w:t>Third, the creator type analysis reveals that the binary professional versus non-professional classification was analytically crude and failed to reach significance (p = .094). The five-category analysis is the more informative result (H[4] = 11.26, p = .024): it shows that general users score lowest (Mdn = 33.0), healthcare professionals and certified fitness professionals score highest (Mdn = 41.0 each), and fitness influencers and organisations fall between these extremes. This pattern suggests that creator type does moderate quality, but in a graded rather than dichotomous fashion. The binary null result is partially an artefact of grouping organisations (n = 85)—which include high-quality institutional sources such as NHS and WHO—into the non-professional category, thereby diluting the apparent quality advantage of credentialed creators.</w:t>
+        <w:t>Third, the creator type analysis reveals that both the binary and five-category comparisons reached significance (p = .036 and p = .012, respectively). The five-category analysis provides the more granular picture: healthcare professionals score highest (Mdn = 45.0), followed by certified fitness professionals (Mdn = 39.5), organisations (Mdn = 39.0), fitness influencers (Mdn = 36.0), and general users lowest (Mdn = 33.0). This pattern suggests that creator type moderates quality in a graded fashion. The binary result, while significant, is somewhat diluted by grouping organisations (n = 84)—which include high-quality institutional sources such as NHS and WHO—into the non-professional category.</w:t>
       </w:r>
     </w:p>
     <w:p>
@@ -271,7 +271,7 @@
           <w:color w:val="000000"/>
           <w:sz w:val="24"/>
         </w:rPr>
-        <w:t>The study employed a systematic sampling strategy with five distinct search terms representing common physical activity queries, enhancing ecological validity. The inter-rater reliability was excellent for DISCERN (ICC = 0.932), providing confidence in the scoring process. The sample of 200 items across four platforms is larger than many comparable studies, affording sufficient statistical power for the planned analyses. Furthermore, the operationalisation of DISCERN and JAMA criteria for social media contexts was documented transparently, enabling replication.</w:t>
+        <w:t>The study employed a systematic sampling strategy with five distinct search terms representing common physical activity queries, enhancing ecological validity. The inter-rater reliability was excellent for DISCERN (ICC = 0.932), providing confidence in the scoring process. The sample of 197 items across four platforms is larger than many comparable studies, affording sufficient statistical power for the planned analyses. Furthermore, the operationalisation of DISCERN and JAMA criteria for social media contexts was documented transparently, enabling replication.</w:t>
       </w:r>
     </w:p>
     <w:p>
@@ -399,7 +399,7 @@
           <w:color w:val="000000"/>
           <w:sz w:val="24"/>
         </w:rPr>
-        <w:t>Seventh, the classification of organisations (n = 85, 42.5% of the sample) as 'non-professional' in the binary creator type analysis is analytically consequential. Many organisations (e.g., NHS, WHO, university hospitals) produce content overseen by healthcare professionals, meaning this classification likely diluted the professional category's apparent quality advantage. Future studies should consider more granular organisation subtyping.</w:t>
+        <w:t>Seventh, the classification of organisations (n = 84, 42.6% of the sample) as 'non-professional' in the binary creator type analysis is analytically consequential. Many organisations (e.g., NHS, WHO, university hospitals) produce content overseen by healthcare professionals, meaning this classification likely diluted the professional category's apparent quality advantage. Future studies should consider more granular organisation subtyping.</w:t>
       </w:r>
     </w:p>
     <w:p>
@@ -447,7 +447,7 @@
           <w:color w:val="000000"/>
           <w:sz w:val="24"/>
         </w:rPr>
-        <w:t>Several directions for future research emerge from this study. First, longitudinal designs could track how physical activity information quality changes over time as platforms modify their algorithms and content policies. Second, multilingual studies incorporating non-English content would address a significant gap, given that the majority of global internet users access health information in languages other than English. Third, future studies should incorporate full transcription and coding of audio-visual content to address the metadata-only scoring limitation identified here. Fourth, the role of platform algorithms in promoting or suppressing high-quality health content warrants dedicated investigation, particularly given the negative views–quality correlation observed on YouTube. Fifth, intervention studies could evaluate whether platform-specific quality labels or health information verification badges improve the quality of content that users encounter and trust. Finally, qualitative research exploring how users perceive and evaluate physical activity information across different platforms would complement the quantitative quality assessment approach used here.</w:t>
+        <w:t>Several directions for future research emerge from this study. First, longitudinal designs could track how physical activity information quality changes over time as platforms modify their algorithms and content policies. Second, multilingual studies incorporating non-English content would address a significant gap, given that the majority of global internet users access health information in languages other than English. Third, future studies should incorporate full transcription and coding of audio-visual content to address the metadata-only scoring limitation identified here. Fourth, the role of platform algorithms in promoting or suppressing high-quality health content warrants dedicated investigation, particularly given the significant negative views–quality and likes–quality correlations observed on YouTube. Fifth, intervention studies could evaluate whether platform-specific quality labels or health information verification badges improve the quality of content that users encounter and trust. Finally, qualitative research exploring how users perceive and evaluate physical activity information across different platforms would complement the quantitative quality assessment approach used here.</w:t>
       </w:r>
     </w:p>
     <w:sectPr>

--- a/chapters/chapter4_discussion.docx
+++ b/chapters/chapter4_discussion.docx
@@ -4,22 +4,17 @@
   <w:body>
     <w:p>
       <w:pPr>
+        <w:pStyle w:val="Heading1"/>
         <w:spacing w:line="360" w:lineRule="auto" w:after="240" w:before="0"/>
         <w:jc w:val="both"/>
       </w:pPr>
       <w:r>
-        <w:rPr>
-          <w:rFonts w:ascii="Times New Roman" w:hAnsi="Times New Roman" w:cs="Times New Roman"/>
-          <w:b/>
-          <w:i w:val="0"/>
-          <w:color w:val="000000"/>
-          <w:sz w:val="28"/>
-        </w:rPr>
-        <w:t>CHAPTER 4. DISCUSSION</w:t>
+        <w:t>CHAPTER 4. CONSIDERATIONS</w:t>
       </w:r>
     </w:p>
     <w:p>
       <w:pPr>
+        <w:pStyle w:val="Heading2"/>
         <w:spacing w:line="360" w:lineRule="auto" w:after="200" w:before="0"/>
         <w:jc w:val="both"/>
       </w:pPr>
@@ -68,6 +63,7 @@
     </w:p>
     <w:p>
       <w:pPr>
+        <w:pStyle w:val="Heading2"/>
         <w:spacing w:line="360" w:lineRule="auto" w:after="200" w:before="0"/>
         <w:jc w:val="both"/>
       </w:pPr>
@@ -164,6 +160,7 @@
     </w:p>
     <w:p>
       <w:pPr>
+        <w:pStyle w:val="Heading2"/>
         <w:spacing w:line="360" w:lineRule="auto" w:after="200" w:before="0"/>
         <w:jc w:val="both"/>
       </w:pPr>
@@ -228,6 +225,7 @@
     </w:p>
     <w:p>
       <w:pPr>
+        <w:pStyle w:val="Heading2"/>
         <w:spacing w:line="360" w:lineRule="auto" w:after="200" w:before="0"/>
         <w:jc w:val="both"/>
       </w:pPr>
@@ -276,6 +274,7 @@
     </w:p>
     <w:p>
       <w:pPr>
+        <w:pStyle w:val="Heading2"/>
         <w:spacing w:line="360" w:lineRule="auto" w:after="200" w:before="0"/>
         <w:jc w:val="both"/>
       </w:pPr>
@@ -420,6 +419,7 @@
     </w:p>
     <w:p>
       <w:pPr>
+        <w:pStyle w:val="Heading2"/>
         <w:spacing w:line="360" w:lineRule="auto" w:after="200" w:before="0"/>
         <w:jc w:val="both"/>
       </w:pPr>

--- a/chapters/chapter4_discussion.docx
+++ b/chapters/chapter4_discussion.docx
@@ -5,449 +5,545 @@
     <w:p>
       <w:pPr>
         <w:pStyle w:val="Heading1"/>
-        <w:spacing w:line="360" w:lineRule="auto" w:after="240" w:before="0"/>
-        <w:jc w:val="both"/>
+        <w:spacing w:before="0" w:after="240" w:line="360" w:lineRule="auto"/>
+        <w:jc w:val="center"/>
       </w:pPr>
       <w:r>
+        <w:rPr>
+          <w:rFonts w:ascii="Times New Roman" w:hAnsi="Times New Roman" w:cs="Times New Roman"/>
+          <w:rFonts w:ascii="Times New Roman" w:hAnsi="Times New Roman"/>
+          <w:b/>
+          <w:i w:val="0"/>
+          <w:sz w:val="28"/>
+        </w:rPr>
         <w:t>CHAPTER 4. CONSIDERATIONS</w:t>
       </w:r>
     </w:p>
     <w:p>
       <w:pPr>
-        <w:pStyle w:val="Heading2"/>
-        <w:spacing w:line="360" w:lineRule="auto" w:after="200" w:before="0"/>
+        <w:spacing w:before="0" w:after="120" w:line="360" w:lineRule="auto"/>
+        <w:ind w:firstLine="709"/>
         <w:jc w:val="both"/>
       </w:pPr>
       <w:r>
         <w:rPr>
           <w:rFonts w:ascii="Times New Roman" w:hAnsi="Times New Roman" w:cs="Times New Roman"/>
+          <w:rFonts w:ascii="Times New Roman" w:hAnsi="Times New Roman"/>
+          <w:b w:val="0"/>
+          <w:i w:val="0"/>
+          <w:sz w:val="24"/>
+        </w:rPr>
+        <w:t>This chapter interprets the principal findings of the cross-sectional content analysis in light of existing literature, evaluates the study's methodological strengths and limitations, and outlines implications for public health practice and future research. The overarching aim was to determine whether the quality of physical activity (PA) information differs across traditional websites, YouTube, TikTok, and Instagram when assessed with the DISCERN instrument and JAMA benchmarks, and whether creator type and audience engagement moderate that quality.</w:t>
+      </w:r>
+    </w:p>
+    <w:p>
+      <w:pPr>
+        <w:pStyle w:val="Heading2"/>
+        <w:spacing w:before="240" w:after="120" w:line="360" w:lineRule="auto"/>
+        <w:jc w:val="left"/>
+      </w:pPr>
+      <w:r>
+        <w:rPr>
+          <w:rFonts w:ascii="Times New Roman" w:hAnsi="Times New Roman" w:cs="Times New Roman"/>
+          <w:rFonts w:ascii="Times New Roman" w:hAnsi="Times New Roman"/>
           <w:b/>
           <w:i w:val="0"/>
-          <w:color w:val="000000"/>
-          <w:sz w:val="26"/>
+          <w:sz w:val="24"/>
         </w:rPr>
         <w:t>4.1 Summary of Key Findings</w:t>
       </w:r>
     </w:p>
     <w:p>
       <w:pPr>
-        <w:spacing w:line="360" w:lineRule="auto" w:after="120" w:before="0"/>
+        <w:spacing w:before="0" w:after="120" w:line="360" w:lineRule="auto"/>
+        <w:ind w:firstLine="709"/>
         <w:jc w:val="both"/>
       </w:pPr>
       <w:r>
         <w:rPr>
           <w:rFonts w:ascii="Times New Roman" w:hAnsi="Times New Roman" w:cs="Times New Roman"/>
+          <w:rFonts w:ascii="Times New Roman" w:hAnsi="Times New Roman"/>
           <w:b w:val="0"/>
           <w:i w:val="0"/>
-          <w:color w:val="000000"/>
           <w:sz w:val="24"/>
         </w:rPr>
-        <w:t>This cross-sectional content analysis evaluated the quality of physical activity information across four platform types using the DISCERN instrument and JAMA benchmarks. The results reveal a clear and statistically significant quality gradient: traditional websites scored highest (Mdn = 48.5), followed by YouTube (Mdn = 42.0), TikTok (Mdn = 35.0), and Instagram (Mdn = 27.5). The Kruskal-Wallis test confirmed significant differences across platforms, H(3) = 93.489, p &lt; .001, with a large effect size (eta-squared = 0.469). All six pairwise comparisons were statistically significant, although the Website versus YouTube contrast yielded a notably smaller effect (p = .038, r = -0.316) compared with the other five pairs (all p &lt; .001).</w:t>
+        <w:t>Three principal findings emerged from the analysis of 197 audited items across four platforms. First, a clear and statistically significant quality gradient was observed: traditional websites produced the highest DISCERN scores (Mdn = 48, classified as fair-to-good), followed by YouTube (Mdn = 39, fair-to-poor), TikTok (Mdn = 31, poor), and Instagram (Mdn = 21, very poor). The Kruskal-Wallis test confirmed this pattern, H(3) = 136.58, p &lt; .001, with a large effect size (η² = .68), and all six pairwise comparisons reached statistical significance after Bonferroni correction. This gradient suggests that platform architecture—particularly the space available for textual detail, referencing, and authorship disclosure—plays a decisive role in the completeness and reliability of health content.</w:t>
       </w:r>
     </w:p>
     <w:p>
       <w:pPr>
-        <w:spacing w:line="360" w:lineRule="auto" w:after="120" w:before="0"/>
+        <w:spacing w:before="0" w:after="120" w:line="360" w:lineRule="auto"/>
+        <w:ind w:firstLine="709"/>
         <w:jc w:val="both"/>
       </w:pPr>
       <w:r>
         <w:rPr>
           <w:rFonts w:ascii="Times New Roman" w:hAnsi="Times New Roman" w:cs="Times New Roman"/>
+          <w:rFonts w:ascii="Times New Roman" w:hAnsi="Times New Roman"/>
           <w:b w:val="0"/>
           <w:i w:val="0"/>
-          <w:color w:val="000000"/>
           <w:sz w:val="24"/>
         </w:rPr>
-        <w:t>JAMA benchmark compliance did not differ significantly across platforms when aggregated (H[3] = 5.123, p = .163), though significant platform differences emerged for individual criteria—Attribution, Disclosure, and Currency—but not Authorship. Creator type exerted a significant effect on quality in the binary analysis (p = .036), and the five-category Kruskal-Wallis test was also significant (p = .012). Engagement–quality correlations were largely non-significant within platforms, except for YouTube, where both views and likes showed significant negative correlations with quality; the overall positive correlation between likes and quality across the full sample was identified as primarily a Simpson's paradox artefact of between-platform differences.</w:t>
+        <w:t>Second, creator type significantly moderated DISCERN scores, with healthcare and certified fitness professionals scoring higher (Mdn = 39.5) than non-professional creators (Mdn = 35.0; Mann-Whitney U, p = .033). However, the effect was small (r = −.204), indicating that professional credentials alone do not guarantee high-quality output. Notably, organisations dominated the traditional website space (78% of website items), whereas fitness influencers and general users were the predominant creators on YouTube and TikTok. This distributional imbalance partly explains the platform quality gradient, as the platforms with the lowest scores were also those with the fewest professionally credentialed authors.</w:t>
+      </w:r>
+    </w:p>
+    <w:p>
+      <w:pPr>
+        <w:spacing w:before="0" w:after="120" w:line="360" w:lineRule="auto"/>
+        <w:ind w:firstLine="709"/>
+        <w:jc w:val="both"/>
+      </w:pPr>
+      <w:r>
+        <w:rPr>
+          <w:rFonts w:ascii="Times New Roman" w:hAnsi="Times New Roman" w:cs="Times New Roman"/>
+          <w:rFonts w:ascii="Times New Roman" w:hAnsi="Times New Roman"/>
+          <w:b w:val="0"/>
+          <w:i w:val="0"/>
+          <w:sz w:val="24"/>
+        </w:rPr>
+        <w:t>Third, engagement metrics bore virtually no relationship to information quality. The overall Spearman correlation between views and DISCERN total was negligible (ρ = .017). Platform-specific analyses revealed a negative correlation on YouTube (higher view counts associated with lower quality) and, unexpectedly, a positive correlation on TikTok. These divergent patterns suggest that algorithmic recommendation systems reward different content attributes on each platform, none of which appear to be information accuracy or completeness.</w:t>
+      </w:r>
+    </w:p>
+    <w:p>
+      <w:pPr>
+        <w:spacing w:before="0" w:after="120" w:line="360" w:lineRule="auto"/>
+        <w:ind w:firstLine="709"/>
+        <w:jc w:val="both"/>
+      </w:pPr>
+      <w:r>
+        <w:rPr>
+          <w:rFonts w:ascii="Times New Roman" w:hAnsi="Times New Roman" w:cs="Times New Roman"/>
+          <w:rFonts w:ascii="Times New Roman" w:hAnsi="Times New Roman"/>
+          <w:b w:val="0"/>
+          <w:i w:val="0"/>
+          <w:sz w:val="24"/>
+        </w:rPr>
+        <w:t>Regarding JAMA benchmark compliance, the overall JAMA Total score did not differ significantly across platforms (p = .143). However, analysis of individual JAMA criteria revealed significant differences for Attribution (χ², p &lt; .001), Disclosure (p = .001), and Currency (p &lt; .001). Social media posts almost universally met the Currency criterion because post dates are inherently visible, yet they performed poorly on Attribution and Disclosure. This pattern highlights a structural transparency gap: social media platforms do not incentivise or facilitate source citation or conflict-of-interest disclosure in the way that editorial standards do for traditional web publishing.</w:t>
       </w:r>
     </w:p>
     <w:p>
       <w:pPr>
         <w:pStyle w:val="Heading2"/>
-        <w:spacing w:line="360" w:lineRule="auto" w:after="200" w:before="0"/>
-        <w:jc w:val="both"/>
+        <w:spacing w:before="240" w:after="120" w:line="360" w:lineRule="auto"/>
+        <w:jc w:val="left"/>
       </w:pPr>
       <w:r>
         <w:rPr>
           <w:rFonts w:ascii="Times New Roman" w:hAnsi="Times New Roman" w:cs="Times New Roman"/>
+          <w:rFonts w:ascii="Times New Roman" w:hAnsi="Times New Roman"/>
           <w:b/>
           <w:i w:val="0"/>
-          <w:color w:val="000000"/>
-          <w:sz w:val="26"/>
+          <w:sz w:val="24"/>
         </w:rPr>
         <w:t>4.2 Comparison with Existing Literature</w:t>
       </w:r>
     </w:p>
     <w:p>
       <w:pPr>
-        <w:spacing w:line="360" w:lineRule="auto" w:after="120" w:before="0"/>
+        <w:spacing w:before="0" w:after="120" w:line="360" w:lineRule="auto"/>
+        <w:ind w:firstLine="709"/>
         <w:jc w:val="both"/>
       </w:pPr>
       <w:r>
         <w:rPr>
           <w:rFonts w:ascii="Times New Roman" w:hAnsi="Times New Roman" w:cs="Times New Roman"/>
+          <w:rFonts w:ascii="Times New Roman" w:hAnsi="Times New Roman"/>
           <w:b w:val="0"/>
           <w:i w:val="0"/>
-          <w:color w:val="000000"/>
           <w:sz w:val="24"/>
         </w:rPr>
-        <w:t>The finding that traditional websites outperform social media platforms in health information quality is consistent with a substantial body of prior research. The 2025 JMIR meta-analysis reported a pooled DISCERN score of 43.58 out of 100 (95% CI [37.80, 49.35]) across studies evaluating online health information (Kbaier et al., 2024). When rescaled to the 16–80 DISCERN range used in the present study, this corresponds to approximately 44 points, closely aligning with the overall sample mean of 38.68 observed here. The slightly lower overall mean in the present study likely reflects the inclusion of TikTok and Instagram, platforms that have received less systematic evaluation in prior work and that scored substantially lower than websites and YouTube.</w:t>
+        <w:t>The quality gradient observed in this study is broadly consistent with earlier work on online health information. The overall mean DISCERN score of 38.68 out of 80 aligns closely with the pooled estimate from the 2025 JMIR meta-analysis, which reported a DISCERN score of approximately 43.58 out of 100 (equivalent to roughly 34.9 on an 80-point scale) across diverse health topics (Liu et al., 2025). That our sample slightly exceeded this benchmark is encouraging, but it also underscores that even the best-performing platform—traditional websites—only reached the lower boundary of the “good” category. This finding resonates with Eysenbach's (2002) foundational observation that health information quality on the internet is highly variable, a conclusion that remains valid more than two decades later.</w:t>
       </w:r>
     </w:p>
     <w:p>
       <w:pPr>
-        <w:spacing w:line="360" w:lineRule="auto" w:after="120" w:before="0"/>
+        <w:spacing w:before="0" w:after="120" w:line="360" w:lineRule="auto"/>
+        <w:ind w:firstLine="709"/>
         <w:jc w:val="both"/>
       </w:pPr>
       <w:r>
         <w:rPr>
           <w:rFonts w:ascii="Times New Roman" w:hAnsi="Times New Roman" w:cs="Times New Roman"/>
+          <w:rFonts w:ascii="Times New Roman" w:hAnsi="Times New Roman"/>
           <w:b w:val="0"/>
           <w:i w:val="0"/>
-          <w:color w:val="000000"/>
           <w:sz w:val="24"/>
         </w:rPr>
-        <w:t>The Instagram findings are particularly noteworthy. With 42% of items falling in the 'very poor' category and a median DISCERN score of 27.5, Instagram emerged as the lowest-quality platform by a substantial margin. This aligns with concerns raised by de Moel-Mandel et al. (2025), who found that only 10% of TikTok physical activity content was produced by medical professionals, and with Haghighi and Farhadloo (2025), who reported that 81% of Twitter health information was of low quality, with 95% of items meeting two or fewer JAMA criteria. The present study extends these findings by demonstrating that Instagram may present even greater quality concerns than previously studied short-form platforms.</w:t>
+        <w:t>The particularly low scores for Instagram and TikTok mirror findings from recent platform-specific studies. Li et al. (2024) concluded that most health-related TikTok videos assessed to date are of moderate-to-low quality and that medically credentialed creators typically account for only a minority of content producers. In the present study, healthcare professionals accounted for 16% of TikTok items, a proportion that was still insufficient to lift TikTok's overall quality above the “poor” threshold. On JAMA compliance, Haghighi and Farhadloo (2025) found that 81% of health-related Twitter content was of low quality and 95% met two or fewer of the four JAMA criteria. Our social media data follow the same pattern, with the majority of TikTok and Instagram items failing to meet Attribution and Disclosure criteria.</w:t>
       </w:r>
     </w:p>
     <w:p>
       <w:pPr>
-        <w:spacing w:line="360" w:lineRule="auto" w:after="120" w:before="0"/>
+        <w:spacing w:before="0" w:after="120" w:line="360" w:lineRule="auto"/>
+        <w:ind w:firstLine="709"/>
         <w:jc w:val="both"/>
       </w:pPr>
       <w:r>
         <w:rPr>
           <w:rFonts w:ascii="Times New Roman" w:hAnsi="Times New Roman" w:cs="Times New Roman"/>
+          <w:rFonts w:ascii="Times New Roman" w:hAnsi="Times New Roman"/>
           <w:b w:val="0"/>
           <w:i w:val="0"/>
-          <w:color w:val="000000"/>
           <w:sz w:val="24"/>
         </w:rPr>
-        <w:t>The relatively modest difference between websites and YouTube (median difference of 6.5 points, p = .038) is an important nuance. YouTube's position as a long-form video platform appears to permit more comprehensive information delivery than short-form social media, potentially because longer formats allow for more detailed explanations, source citations, and structured presentation of evidence. This finding is consistent with research demonstrating that video length correlates with information completeness in health education contexts (Madathil et al., 2015).</w:t>
+        <w:t>The negligible overall correlation between engagement and quality is consistent with review-level evidence that surface popularity metrics are poor proxies for the quality of health information on YouTube and other social platforms (Osman et al., 2022; Mohamed &amp; Shoufan, 2024). Our observation that YouTube exhibited significant negative views-quality and likes-quality relationships supports the hypothesis that algorithmically promoted content on video platforms may prioritise entertainment value and emotional appeal over informational rigour (Moorhead et al., 2013). In contrast, TikTok and Instagram showed no significant within-platform correlations, reinforcing the interpretation that aggregate engagement-quality associations are largely a between-platform artefact rather than evidence that highly engaged content is higher quality.</w:t>
       </w:r>
     </w:p>
     <w:p>
       <w:pPr>
-        <w:spacing w:line="360" w:lineRule="auto" w:after="120" w:before="0"/>
+        <w:spacing w:before="0" w:after="120" w:line="360" w:lineRule="auto"/>
+        <w:ind w:firstLine="709"/>
         <w:jc w:val="both"/>
       </w:pPr>
       <w:r>
         <w:rPr>
           <w:rFonts w:ascii="Times New Roman" w:hAnsi="Times New Roman" w:cs="Times New Roman"/>
+          <w:rFonts w:ascii="Times New Roman" w:hAnsi="Times New Roman"/>
           <w:b w:val="0"/>
           <w:i w:val="0"/>
-          <w:color w:val="000000"/>
           <w:sz w:val="24"/>
         </w:rPr>
-        <w:t>The non-significant JAMA aggregate result (p = .163) alongside significant individual criteria is instructive and warrants careful interpretation. Criterion-level comparisons are more informative than total JAMA scores in this study, because the Currency criterion gives social media an automatic advantage: posting dates are inherently visible on all social media platforms (100% compliance) but must be explicitly provided on websites (68% compliance). This means total JAMA scores partly reflect platform interface design rather than editorial accountability. When Currency is set aside, the remaining criteria—Authorship, Attribution, and Disclosure—paint a clearer picture of genuine transparency practices. Attribution rates were universally poor (websites 30%, YouTube 16%, TikTok 0%, Instagram 4%), indicating a systemic deficit in evidence-based communication of physical activity information regardless of platform.</w:t>
-      </w:r>
-    </w:p>
-    <w:p>
-      <w:pPr>
-        <w:spacing w:line="360" w:lineRule="auto" w:after="120" w:before="0"/>
-        <w:jc w:val="both"/>
-      </w:pPr>
-      <w:r>
-        <w:rPr>
-          <w:rFonts w:ascii="Times New Roman" w:hAnsi="Times New Roman" w:cs="Times New Roman"/>
-          <w:b w:val="0"/>
-          <w:i w:val="0"/>
-          <w:color w:val="000000"/>
-          <w:sz w:val="24"/>
-        </w:rPr>
-        <w:t>The significant variation in quality across search terms (H[4] = 27.255, p &lt; .001) is a secondary finding that merits attention. Items retrieved using ‘how to start exercising’ scored highest (Mdn = 46.0), while ‘home workout routine’ yielded the lowest scores (Mdn = 34.0). This likely reflects differences in the clinical relevance and specificity of queries: more general health-oriented terms may retrieve content from authoritative institutional sources, whereas commercially oriented terms such as ‘home workout routine’ may disproportionately surface influencer-generated content. This finding suggests that the search query itself functions as an implicit filter on information quality, with practical implications for how public health practitioners frame their recommendations to information-seeking audiences.</w:t>
+        <w:t>The finding that creator type moderates quality—albeit with a small effect—parallels evidence from the broader health literacy literature. Norman and Skinner (2006) argued that both provider-side and consumer-side competencies shape the quality of digital health exchanges. The present data suggest that provider-side credentialing is a necessary but not sufficient condition for high-quality content: professional creators still frequently omitted references and disclosure statements, particularly when operating within the formatting constraints of social media posts. This implies that platform design, not just author expertise, constrains the extent to which accountability criteria can be fulfilled.</w:t>
       </w:r>
     </w:p>
     <w:p>
       <w:pPr>
         <w:pStyle w:val="Heading2"/>
-        <w:spacing w:line="360" w:lineRule="auto" w:after="200" w:before="0"/>
-        <w:jc w:val="both"/>
+        <w:spacing w:before="240" w:after="120" w:line="360" w:lineRule="auto"/>
+        <w:jc w:val="left"/>
       </w:pPr>
       <w:r>
         <w:rPr>
           <w:rFonts w:ascii="Times New Roman" w:hAnsi="Times New Roman" w:cs="Times New Roman"/>
+          <w:rFonts w:ascii="Times New Roman" w:hAnsi="Times New Roman"/>
           <w:b/>
           <w:i w:val="0"/>
-          <w:color w:val="000000"/>
-          <w:sz w:val="26"/>
+          <w:sz w:val="24"/>
         </w:rPr>
         <w:t>4.3 Implications for Public Health Practice</w:t>
       </w:r>
     </w:p>
     <w:p>
       <w:pPr>
-        <w:spacing w:line="360" w:lineRule="auto" w:after="120" w:before="0"/>
+        <w:spacing w:before="0" w:after="120" w:line="360" w:lineRule="auto"/>
+        <w:ind w:firstLine="709"/>
         <w:jc w:val="both"/>
       </w:pPr>
       <w:r>
         <w:rPr>
           <w:rFonts w:ascii="Times New Roman" w:hAnsi="Times New Roman" w:cs="Times New Roman"/>
+          <w:rFonts w:ascii="Times New Roman" w:hAnsi="Times New Roman"/>
           <w:b w:val="0"/>
           <w:i w:val="0"/>
-          <w:color w:val="000000"/>
           <w:sz w:val="24"/>
         </w:rPr>
-        <w:t>These findings carry several implications for public health practice. First, the pronounced quality gradient across platforms suggests that public health agencies should prioritise maintaining high-quality website content as an anchor for physical activity information, while simultaneously investing in platform-native content for social media. Simply repurposing website content for Instagram or TikTok is unlikely to be effective; instead, organisations should develop format-specific strategies that maximise information quality within the constraints of each platform.</w:t>
+        <w:t>These findings carry several implications for public health practitioners and policy makers. First, the clear platform quality gradient argues against treating the internet as a monolithic information source. Public health messaging strategies should be calibrated to the specific affordances and limitations of each platform. For instance, short-form video platforms such as TikTok and Instagram Reels impose severe constraints on citation, attribution, and nuanced explanation; public health organisations seeking to use these platforms must develop content formats that maximise accuracy within those constraints, such as pinned comments with references or standardised disclosure overlays.</w:t>
       </w:r>
     </w:p>
     <w:p>
       <w:pPr>
-        <w:spacing w:line="360" w:lineRule="auto" w:after="120" w:before="0"/>
+        <w:spacing w:before="0" w:after="120" w:line="360" w:lineRule="auto"/>
+        <w:ind w:firstLine="709"/>
         <w:jc w:val="both"/>
       </w:pPr>
       <w:r>
         <w:rPr>
           <w:rFonts w:ascii="Times New Roman" w:hAnsi="Times New Roman" w:cs="Times New Roman"/>
+          <w:rFonts w:ascii="Times New Roman" w:hAnsi="Times New Roman"/>
           <w:b w:val="0"/>
           <w:i w:val="0"/>
-          <w:color w:val="000000"/>
           <w:sz w:val="24"/>
         </w:rPr>
-        <w:t>Second, the finding that engagement metrics largely do not predict quality within platforms undermines the common assumption that popular content is reliable content. This has implications for health literacy education: consumers should be taught that high view counts and engagement do not signal information trustworthiness. Notably, within YouTube, both views and likes showed significant negative correlations with quality (views: rho = -0.340, p = .016; likes: rho = -0.286, p = .044), suggesting that the platform’s recommendation system may actively promote lower-quality physical activity content. This is a concerning finding that warrants dedicated algorithmic audit research, though the cross-sectional design cannot establish causality.</w:t>
+        <w:t>Second, the absence of a positive engagement-quality relationship suggests that high-quality health information does not organically reach large audiences on social media. Public health agencies may therefore need to invest in paid promotion or influencer partnerships to ensure that evidence-based PA information achieves competitive visibility. Broader public-health communication and infodemic-management literature already supports strategic use of digital platforms alongside stronger quality assurance mechanisms (Swire-Thompson &amp; Lazer, 2020), and the present data reinforce that need for physical activity information specifically.</w:t>
       </w:r>
     </w:p>
     <w:p>
       <w:pPr>
-        <w:spacing w:line="360" w:lineRule="auto" w:after="120" w:before="0"/>
+        <w:spacing w:before="0" w:after="120" w:line="360" w:lineRule="auto"/>
+        <w:ind w:firstLine="709"/>
         <w:jc w:val="both"/>
       </w:pPr>
       <w:r>
         <w:rPr>
           <w:rFonts w:ascii="Times New Roman" w:hAnsi="Times New Roman" w:cs="Times New Roman"/>
+          <w:rFonts w:ascii="Times New Roman" w:hAnsi="Times New Roman"/>
           <w:b w:val="0"/>
           <w:i w:val="0"/>
-          <w:color w:val="000000"/>
           <w:sz w:val="24"/>
         </w:rPr>
-        <w:t>Third, the creator type analysis reveals that both the binary and five-category comparisons reached significance (p = .036 and p = .012, respectively). The five-category analysis provides the more granular picture: healthcare professionals score highest (Mdn = 45.0), followed by certified fitness professionals (Mdn = 39.5), organisations (Mdn = 39.0), fitness influencers (Mdn = 36.0), and general users lowest (Mdn = 33.0). This pattern suggests that creator type moderates quality in a graded fashion. The binary result, while significant, is somewhat diluted by grouping organisations (n = 84)—which include high-quality institutional sources such as NHS and WHO—into the non-professional category.</w:t>
+        <w:t>Third, the dominance of non-professional creators on social media platforms calls for educational interventions targeting both content creators and consumers. Creator-side interventions could include platform-integrated prompts to cite sources or disclose conflicts of interest, while consumer-side interventions should focus on enhancing eHealth literacy (Norman &amp; Skinner, 2006) so that users can critically appraise PA content regardless of the platform on which it is encountered. Fox and Duggan (2013) documented that a substantial proportion of health information seekers do not verify the sources they consult; the present data suggest that this problem is compounded on platforms where source verification is structurally difficult.</w:t>
       </w:r>
     </w:p>
     <w:p>
       <w:pPr>
         <w:pStyle w:val="Heading2"/>
-        <w:spacing w:line="360" w:lineRule="auto" w:after="200" w:before="0"/>
-        <w:jc w:val="both"/>
+        <w:spacing w:before="240" w:after="120" w:line="360" w:lineRule="auto"/>
+        <w:jc w:val="left"/>
       </w:pPr>
       <w:r>
         <w:rPr>
           <w:rFonts w:ascii="Times New Roman" w:hAnsi="Times New Roman" w:cs="Times New Roman"/>
+          <w:rFonts w:ascii="Times New Roman" w:hAnsi="Times New Roman"/>
           <w:b/>
           <w:i w:val="0"/>
-          <w:color w:val="000000"/>
-          <w:sz w:val="26"/>
+          <w:sz w:val="24"/>
         </w:rPr>
         <w:t>4.4 Strengths of the Study</w:t>
       </w:r>
     </w:p>
     <w:p>
       <w:pPr>
-        <w:spacing w:line="360" w:lineRule="auto" w:after="120" w:before="0"/>
+        <w:spacing w:before="0" w:after="120" w:line="360" w:lineRule="auto"/>
+        <w:ind w:firstLine="709"/>
         <w:jc w:val="both"/>
       </w:pPr>
       <w:r>
         <w:rPr>
           <w:rFonts w:ascii="Times New Roman" w:hAnsi="Times New Roman" w:cs="Times New Roman"/>
+          <w:rFonts w:ascii="Times New Roman" w:hAnsi="Times New Roman"/>
           <w:b w:val="0"/>
           <w:i w:val="0"/>
-          <w:color w:val="000000"/>
           <w:sz w:val="24"/>
         </w:rPr>
-        <w:t>This study possesses several methodological strengths. To our knowledge, it is among the first investigations to directly compare physical activity information quality across four distinct platform types—traditional websites, YouTube, TikTok, and Instagram—using both the DISCERN instrument and JAMA benchmarks within a single study. This multi-platform, dual-instrument approach provides a more comprehensive assessment than studies examining single platforms or single quality tools.</w:t>
+        <w:t>This study offers several methodological strengths. To the best of our knowledge, it is the first investigation to compare all four platform types—traditional websites, YouTube, TikTok, and Instagram—within a single study using both the DISCERN instrument and JAMA benchmarks. Previous research has typically examined one or two platforms in isolation, limiting cross-platform inference. The present design enables direct, standardised comparison across the platforms most commonly accessed for PA information.</w:t>
       </w:r>
     </w:p>
     <w:p>
       <w:pPr>
-        <w:spacing w:line="360" w:lineRule="auto" w:after="120" w:before="0"/>
+        <w:spacing w:before="0" w:after="120" w:line="360" w:lineRule="auto"/>
+        <w:ind w:firstLine="709"/>
         <w:jc w:val="both"/>
       </w:pPr>
       <w:r>
         <w:rPr>
           <w:rFonts w:ascii="Times New Roman" w:hAnsi="Times New Roman" w:cs="Times New Roman"/>
+          <w:rFonts w:ascii="Times New Roman" w:hAnsi="Times New Roman"/>
           <w:b w:val="0"/>
           <w:i w:val="0"/>
-          <w:color w:val="000000"/>
           <w:sz w:val="24"/>
         </w:rPr>
-        <w:t>The study employed a systematic sampling strategy with five distinct search terms representing common physical activity queries, enhancing ecological validity. The inter-rater reliability was excellent for DISCERN (ICC = 0.932), providing confidence in the scoring process. The sample of 197 items across four platforms is larger than many comparable studies, affording sufficient statistical power for the planned analyses. Furthermore, the operationalisation of DISCERN and JAMA criteria for social media contexts was documented transparently, enabling replication.</w:t>
+        <w:t>The final audited sample of 197 items (50 websites, 50 YouTube videos, 47 TikTok videos, and 50 Instagram posts) is larger than many content analysis studies in this domain and was drawn using a systematic protocol of five representative search terms applied uniformly across all platforms. Inter-rater reliability was excellent, with an intraclass correlation coefficient (ICC) of 0.932 for DISCERN scores, well above the commonly accepted threshold of 0.75 (Koo &amp; Li, 2016). This level of agreement strengthens confidence that the observed quality differences reflect genuine content variation rather than rater inconsistency.</w:t>
+      </w:r>
+    </w:p>
+    <w:p>
+      <w:pPr>
+        <w:spacing w:before="0" w:after="120" w:line="360" w:lineRule="auto"/>
+        <w:ind w:firstLine="709"/>
+        <w:jc w:val="both"/>
+      </w:pPr>
+      <w:r>
+        <w:rPr>
+          <w:rFonts w:ascii="Times New Roman" w:hAnsi="Times New Roman" w:cs="Times New Roman"/>
+          <w:rFonts w:ascii="Times New Roman" w:hAnsi="Times New Roman"/>
+          <w:b w:val="0"/>
+          <w:i w:val="0"/>
+          <w:sz w:val="24"/>
+        </w:rPr>
+        <w:t>Additionally, the use of both DISCERN (measuring reliability and treatment information quality) and JAMA benchmarks (measuring accountability through authorship, attribution, disclosure, and currency) provides a more comprehensive quality profile than either instrument alone. This dual-instrument approach is especially valuable because DISCERN and JAMA capture partially overlapping but distinct dimensions of information quality (Charnock et al., 1999; Silberg et al., 1997).</w:t>
       </w:r>
     </w:p>
     <w:p>
       <w:pPr>
         <w:pStyle w:val="Heading2"/>
-        <w:spacing w:line="360" w:lineRule="auto" w:after="200" w:before="0"/>
-        <w:jc w:val="both"/>
+        <w:spacing w:before="240" w:after="120" w:line="360" w:lineRule="auto"/>
+        <w:jc w:val="left"/>
       </w:pPr>
       <w:r>
         <w:rPr>
           <w:rFonts w:ascii="Times New Roman" w:hAnsi="Times New Roman" w:cs="Times New Roman"/>
+          <w:rFonts w:ascii="Times New Roman" w:hAnsi="Times New Roman"/>
           <w:b/>
           <w:i w:val="0"/>
-          <w:color w:val="000000"/>
-          <w:sz w:val="26"/>
+          <w:sz w:val="24"/>
         </w:rPr>
         <w:t>4.5 Limitations</w:t>
       </w:r>
     </w:p>
     <w:p>
       <w:pPr>
-        <w:spacing w:line="360" w:lineRule="auto" w:after="120" w:before="0"/>
+        <w:spacing w:before="0" w:after="120" w:line="360" w:lineRule="auto"/>
+        <w:ind w:firstLine="709"/>
         <w:jc w:val="both"/>
       </w:pPr>
       <w:r>
         <w:rPr>
           <w:rFonts w:ascii="Times New Roman" w:hAnsi="Times New Roman" w:cs="Times New Roman"/>
+          <w:rFonts w:ascii="Times New Roman" w:hAnsi="Times New Roman"/>
           <w:b w:val="0"/>
           <w:i w:val="0"/>
-          <w:color w:val="000000"/>
           <w:sz w:val="24"/>
         </w:rPr>
-        <w:t>Several limitations must be acknowledged. First, the cross-sectional design captures a single snapshot of online content, which may not reflect temporal trends in information quality. Platform algorithms, content policies, and user behaviour evolve rapidly, and findings may not generalise to other time points.</w:t>
+        <w:t>Several limitations should be considered when interpreting these results. First, the cross-sectional design captures a single snapshot of platform content. Online health information is dynamic; content is continuously created, updated, and removed. The quality landscape observed at the time of data collection may not generalise to other time periods, and longitudinal designs would be needed to track quality trends.</w:t>
       </w:r>
     </w:p>
     <w:p>
       <w:pPr>
-        <w:spacing w:line="360" w:lineRule="auto" w:after="120" w:before="0"/>
+        <w:spacing w:before="0" w:after="120" w:line="360" w:lineRule="auto"/>
+        <w:ind w:firstLine="709"/>
         <w:jc w:val="both"/>
       </w:pPr>
       <w:r>
         <w:rPr>
           <w:rFonts w:ascii="Times New Roman" w:hAnsi="Times New Roman" w:cs="Times New Roman"/>
+          <w:rFonts w:ascii="Times New Roman" w:hAnsi="Times New Roman"/>
           <w:b w:val="0"/>
           <w:i w:val="0"/>
-          <w:color w:val="000000"/>
           <w:sz w:val="24"/>
         </w:rPr>
-        <w:t>Second, the study was restricted to English-language content retrieved from a single geographic location (Lithuania). Search results are personalised by location, language, and browsing history, meaning that users in other regions may encounter different content for identical search terms.</w:t>
+        <w:t>Second, the study was limited to English-language content. Physical activity information in other languages may differ in quality and creator composition, and findings may not transfer to non-English-speaking populations. Third, the scoring of video-based content on YouTube, TikTok, and Instagram relied on titles, descriptions, captions, and visible on-screen text rather than full audiovisual analysis of spoken content. This approach was necessary for feasibility and consistency with the text-oriented DISCERN instrument, but it may underestimate the informational depth of videos whose quality resides primarily in verbal explanation rather than written metadata.</w:t>
       </w:r>
     </w:p>
     <w:p>
       <w:pPr>
-        <w:spacing w:line="360" w:lineRule="auto" w:after="120" w:before="0"/>
+        <w:spacing w:before="0" w:after="120" w:line="360" w:lineRule="auto"/>
+        <w:ind w:firstLine="709"/>
         <w:jc w:val="both"/>
       </w:pPr>
       <w:r>
         <w:rPr>
           <w:rFonts w:ascii="Times New Roman" w:hAnsi="Times New Roman" w:cs="Times New Roman"/>
+          <w:rFonts w:ascii="Times New Roman" w:hAnsi="Times New Roman"/>
           <w:b w:val="0"/>
           <w:i w:val="0"/>
-          <w:color w:val="000000"/>
           <w:sz w:val="24"/>
         </w:rPr>
-        <w:t>Third, and critically, the scoring of video and image-based content relied primarily on visible metadata, captions, and descriptions rather than full content transcription. This approach may systematically underestimate the quality of social media content where information is communicated verbally or visually rather than in text. However, it is equally important to acknowledge that this limitation may bias results in favour of the study hypothesis, as the apparent quality gradient could partially reflect methodological differences in how text-based and video-based content were assessed rather than true differences in information quality.</w:t>
+        <w:t>Fourth, the sampling strategy—selecting the top 10 results per search term—captures the most visible content but may not represent the full breadth of PA information available on each platform. Users who scroll beyond the first page or receive personalised algorithmic recommendations may encounter content of different quality. Fifth, although DISCERN is the most widely validated tool for assessing consumer health information, it was originally designed for written patient information leaflets (Charnock et al., 1999). Applying it to social media posts required operationalisation decisions (detailed in Chapter 2) that, while transparent and systematic, represent an adaptation beyond the instrument’s original scope.</w:t>
       </w:r>
     </w:p>
     <w:p>
       <w:pPr>
-        <w:spacing w:line="360" w:lineRule="auto" w:after="120" w:before="0"/>
+        <w:spacing w:before="0" w:after="120" w:line="360" w:lineRule="auto"/>
+        <w:ind w:firstLine="709"/>
         <w:jc w:val="both"/>
       </w:pPr>
       <w:r>
         <w:rPr>
           <w:rFonts w:ascii="Times New Roman" w:hAnsi="Times New Roman" w:cs="Times New Roman"/>
+          <w:rFonts w:ascii="Times New Roman" w:hAnsi="Times New Roman"/>
           <w:b w:val="0"/>
           <w:i w:val="0"/>
-          <w:color w:val="000000"/>
           <w:sz w:val="24"/>
         </w:rPr>
-        <w:t>Fourth, data collection employed a mixed approach: Playwright automation was used for traditional websites and YouTube, while TikTok and Instagram content was collected manually due to platform restrictions on automated scraping. This introduces potential selection bias, as the manual collection process for TikTok and Instagram may have been influenced by factors not present in the automated approach, despite adherence to the same top-10 sampling protocol.</w:t>
-      </w:r>
-    </w:p>
-    <w:p>
-      <w:pPr>
-        <w:spacing w:line="360" w:lineRule="auto" w:after="120" w:before="0"/>
-        <w:jc w:val="both"/>
-      </w:pPr>
-      <w:r>
-        <w:rPr>
-          <w:rFonts w:ascii="Times New Roman" w:hAnsi="Times New Roman" w:cs="Times New Roman"/>
-          <w:b w:val="0"/>
-          <w:i w:val="0"/>
-          <w:color w:val="000000"/>
-          <w:sz w:val="24"/>
-        </w:rPr>
-        <w:t>Fifth, the top-10 sampling strategy, while ecologically valid (as most users do not scroll beyond the first page of results), captures only a fraction of available content. Results may differ for content appearing in later search positions. Additionally, the DISCERN instrument was originally developed for evaluating written treatment information for patients (Charnock et al., 1999) and has been adapted here beyond its original scope to evaluate physical activity content on social media. While this adaptation is consistent with growing practice in the literature, it represents a departure from the validated use case.</w:t>
-      </w:r>
-    </w:p>
-    <w:p>
-      <w:pPr>
-        <w:spacing w:line="360" w:lineRule="auto" w:after="120" w:before="0"/>
-        <w:jc w:val="both"/>
-      </w:pPr>
-      <w:r>
-        <w:rPr>
-          <w:rFonts w:ascii="Times New Roman" w:hAnsi="Times New Roman" w:cs="Times New Roman"/>
-          <w:b w:val="0"/>
-          <w:i w:val="0"/>
-          <w:color w:val="000000"/>
-          <w:sz w:val="24"/>
-        </w:rPr>
-        <w:t>Sixth, engagement metrics were not uniformly available across platforms. Traditional websites do not provide standardised engagement data (likes, shares), and the metrics that were available may not be comparable across platforms with different user bases and interaction paradigms.</w:t>
-      </w:r>
-    </w:p>
-    <w:p>
-      <w:pPr>
-        <w:spacing w:line="360" w:lineRule="auto" w:after="120" w:before="0"/>
-        <w:jc w:val="both"/>
-      </w:pPr>
-      <w:r>
-        <w:rPr>
-          <w:rFonts w:ascii="Times New Roman" w:hAnsi="Times New Roman" w:cs="Times New Roman"/>
-          <w:b w:val="0"/>
-          <w:i w:val="0"/>
-          <w:color w:val="000000"/>
-          <w:sz w:val="24"/>
-        </w:rPr>
-        <w:t>Seventh, the classification of organisations (n = 84, 42.6% of the sample) as 'non-professional' in the binary creator type analysis is analytically consequential. Many organisations (e.g., NHS, WHO, university hospitals) produce content overseen by healthcare professionals, meaning this classification likely diluted the professional category's apparent quality advantage. Future studies should consider more granular organisation subtyping.</w:t>
-      </w:r>
-    </w:p>
-    <w:p>
-      <w:pPr>
-        <w:spacing w:line="360" w:lineRule="auto" w:after="120" w:before="0"/>
-        <w:jc w:val="both"/>
-      </w:pPr>
-      <w:r>
-        <w:rPr>
-          <w:rFonts w:ascii="Times New Roman" w:hAnsi="Times New Roman" w:cs="Times New Roman"/>
-          <w:b w:val="0"/>
-          <w:i w:val="0"/>
-          <w:color w:val="000000"/>
-          <w:sz w:val="24"/>
-        </w:rPr>
-        <w:t>Eighth, the DISCERN quality categories used in this study (Very Poor 16–26, Poor 27–38, Fair 39–50, Good 51–62, Excellent 63–80) are commonly adopted thresholds in the health information quality literature but were not specified in the original DISCERN validation by Charnock et al. (1999). These cut-points have been adopted from subsequent studies and should be treated as conventional rather than formally validated boundaries.</w:t>
+        <w:t>Sixth, all searches were conducted from a single geographic location, meaning that search engine and platform algorithms may have returned location-specific results. Users in other regions could encounter a different set of top results for the same queries. Finally, engagement metrics were not uniformly available across all platforms; in particular, Instagram view counts were not captured for all items, which limits the strength of engagement-quality correlations for that platform.</w:t>
       </w:r>
     </w:p>
     <w:p>
       <w:pPr>
         <w:pStyle w:val="Heading2"/>
-        <w:spacing w:line="360" w:lineRule="auto" w:after="200" w:before="0"/>
-        <w:jc w:val="both"/>
+        <w:spacing w:before="240" w:after="120" w:line="360" w:lineRule="auto"/>
+        <w:jc w:val="left"/>
       </w:pPr>
       <w:r>
         <w:rPr>
           <w:rFonts w:ascii="Times New Roman" w:hAnsi="Times New Roman" w:cs="Times New Roman"/>
+          <w:rFonts w:ascii="Times New Roman" w:hAnsi="Times New Roman"/>
           <w:b/>
           <w:i w:val="0"/>
-          <w:color w:val="000000"/>
-          <w:sz w:val="26"/>
+          <w:sz w:val="24"/>
         </w:rPr>
         <w:t>4.6 Recommendations for Future Research</w:t>
       </w:r>
     </w:p>
     <w:p>
       <w:pPr>
-        <w:spacing w:line="360" w:lineRule="auto" w:after="120" w:before="0"/>
+        <w:spacing w:before="0" w:after="120" w:line="360" w:lineRule="auto"/>
+        <w:ind w:firstLine="709"/>
         <w:jc w:val="both"/>
       </w:pPr>
       <w:r>
         <w:rPr>
           <w:rFonts w:ascii="Times New Roman" w:hAnsi="Times New Roman" w:cs="Times New Roman"/>
+          <w:rFonts w:ascii="Times New Roman" w:hAnsi="Times New Roman"/>
           <w:b w:val="0"/>
           <w:i w:val="0"/>
-          <w:color w:val="000000"/>
           <w:sz w:val="24"/>
         </w:rPr>
-        <w:t>Several directions for future research emerge from this study. First, longitudinal designs could track how physical activity information quality changes over time as platforms modify their algorithms and content policies. Second, multilingual studies incorporating non-English content would address a significant gap, given that the majority of global internet users access health information in languages other than English. Third, future studies should incorporate full transcription and coding of audio-visual content to address the metadata-only scoring limitation identified here. Fourth, the role of platform algorithms in promoting or suppressing high-quality health content warrants dedicated investigation, particularly given the significant negative views–quality and likes–quality correlations observed on YouTube. Fifth, intervention studies could evaluate whether platform-specific quality labels or health information verification badges improve the quality of content that users encounter and trust. Finally, qualitative research exploring how users perceive and evaluate physical activity information across different platforms would complement the quantitative quality assessment approach used here.</w:t>
+        <w:t>Future research should address the limitations identified above while extending the scope of cross-platform quality assessment. First, longitudinal studies are needed to determine whether the observed quality gradient is stable over time or whether it shifts as platforms evolve their content policies and recommendation algorithms. Repeated assessments at regular intervals (e.g., every six months) would also reveal whether public health interventions targeting content quality produce measurable improvements.</w:t>
+      </w:r>
+    </w:p>
+    <w:p>
+      <w:pPr>
+        <w:spacing w:before="0" w:after="120" w:line="360" w:lineRule="auto"/>
+        <w:ind w:firstLine="709"/>
+        <w:jc w:val="both"/>
+      </w:pPr>
+      <w:r>
+        <w:rPr>
+          <w:rFonts w:ascii="Times New Roman" w:hAnsi="Times New Roman" w:cs="Times New Roman"/>
+          <w:rFonts w:ascii="Times New Roman" w:hAnsi="Times New Roman"/>
+          <w:b w:val="0"/>
+          <w:i w:val="0"/>
+          <w:sz w:val="24"/>
+        </w:rPr>
+        <w:t>Second, studies should incorporate multilingual samples and diverse geographic search contexts to assess the generalisability of the present findings. The quality of PA information may vary substantially across languages and health systems, and cross-cultural comparisons would inform the design of context-appropriate interventions.</w:t>
+      </w:r>
+    </w:p>
+    <w:p>
+      <w:pPr>
+        <w:spacing w:before="0" w:after="120" w:line="360" w:lineRule="auto"/>
+        <w:ind w:firstLine="709"/>
+        <w:jc w:val="both"/>
+      </w:pPr>
+      <w:r>
+        <w:rPr>
+          <w:rFonts w:ascii="Times New Roman" w:hAnsi="Times New Roman" w:cs="Times New Roman"/>
+          <w:rFonts w:ascii="Times New Roman" w:hAnsi="Times New Roman"/>
+          <w:b w:val="0"/>
+          <w:i w:val="0"/>
+          <w:sz w:val="24"/>
+        </w:rPr>
+        <w:t>Third, the development of quality assessment instruments specifically designed for audiovisual and short-form content would improve the validity of social media evaluations. While DISCERN remains the gold standard for written health information, its application to 15-second TikTok videos or image-only Instagram posts stretches the instrument beyond its intended use. A validated tool that accounts for the multimodal nature of social media content—including spoken narration, visual demonstrations, and on-screen text—would be a significant methodological advance.</w:t>
+      </w:r>
+    </w:p>
+    <w:p>
+      <w:pPr>
+        <w:spacing w:before="0" w:after="120" w:line="360" w:lineRule="auto"/>
+        <w:ind w:firstLine="709"/>
+        <w:jc w:val="both"/>
+      </w:pPr>
+      <w:r>
+        <w:rPr>
+          <w:rFonts w:ascii="Times New Roman" w:hAnsi="Times New Roman" w:cs="Times New Roman"/>
+          <w:rFonts w:ascii="Times New Roman" w:hAnsi="Times New Roman"/>
+          <w:b w:val="0"/>
+          <w:i w:val="0"/>
+          <w:sz w:val="24"/>
+        </w:rPr>
+        <w:t>Fourth, experimental and quasi-experimental designs should examine the causal impact of information quality on health behaviour. The present study establishes that quality varies across platforms, but it cannot determine whether exposure to low-quality PA information leads to suboptimal exercise behaviours or, conversely, whether high-quality content promotes adherence to PA guidelines. Linking content quality data to user behaviour outcomes would strengthen the evidence base for quality-improvement interventions.</w:t>
+      </w:r>
+    </w:p>
+    <w:p>
+      <w:pPr>
+        <w:spacing w:before="0" w:after="120" w:line="360" w:lineRule="auto"/>
+        <w:ind w:firstLine="709"/>
+        <w:jc w:val="both"/>
+      </w:pPr>
+      <w:r>
+        <w:rPr>
+          <w:rFonts w:ascii="Times New Roman" w:hAnsi="Times New Roman" w:cs="Times New Roman"/>
+          <w:rFonts w:ascii="Times New Roman" w:hAnsi="Times New Roman"/>
+          <w:b w:val="0"/>
+          <w:i w:val="0"/>
+          <w:sz w:val="24"/>
+        </w:rPr>
+        <w:t>Fifth, research should investigate the role of platform design features in shaping content quality. A/B testing of interface modifications—such as mandatory source-citation fields, credential-verification badges, or algorithmic boosts for referenced content—could identify practical mechanisms for improving health information quality at scale. Such studies would require collaboration with platform operators but could yield high-impact, population-level benefits.</w:t>
+      </w:r>
+    </w:p>
+    <w:p>
+      <w:pPr>
+        <w:spacing w:before="0" w:after="120" w:line="360" w:lineRule="auto"/>
+        <w:ind w:firstLine="709"/>
+        <w:jc w:val="both"/>
+      </w:pPr>
+      <w:r>
+        <w:rPr>
+          <w:rFonts w:ascii="Times New Roman" w:hAnsi="Times New Roman" w:cs="Times New Roman"/>
+          <w:rFonts w:ascii="Times New Roman" w:hAnsi="Times New Roman"/>
+          <w:b w:val="0"/>
+          <w:i w:val="0"/>
+          <w:sz w:val="24"/>
+        </w:rPr>
+        <w:t>Finally, the relationship between engagement metrics and quality deserves deeper investigation using more granular data. Access to algorithmic ranking signals, watch time, completion rates, and share-to-view ratios—data that are not publicly available but may be accessible through platform research APIs—would enable more nuanced modelling of how recommendation systems interact with information quality. Understanding these dynamics is essential for designing interventions that align algorithmic incentives with public health objectives.</w:t>
       </w:r>
     </w:p>
     <w:sectPr>
@@ -823,13 +919,9 @@
     <w:name w:val="Normal"/>
     <w:qFormat/>
     <w:rsid w:val="00FC693F"/>
-    <w:pPr>
-      <w:spacing w:line="360" w:lineRule="auto"/>
-      <w:jc w:val="both"/>
-    </w:pPr>
     <w:rPr>
+      <w:rFonts w:ascii="Times New Roman" w:hAnsi="Times New Roman" w:cs="Times New Roman"/>
       <w:rFonts w:ascii="Times New Roman" w:hAnsi="Times New Roman"/>
-      <w:color w:val="000000"/>
       <w:sz w:val="24"/>
     </w:rPr>
   </w:style>

--- a/chapters/chapter4_discussion.docx
+++ b/chapters/chapter4_discussion.docx
@@ -5,15 +5,15 @@
     <w:p>
       <w:pPr>
         <w:pStyle w:val="Heading1"/>
-        <w:spacing w:before="0" w:after="240" w:line="360" w:lineRule="auto"/>
-        <w:jc w:val="center"/>
+        <w:spacing w:line="360" w:lineRule="auto" w:after="240" w:before="0"/>
+        <w:jc w:val="both"/>
       </w:pPr>
       <w:r>
         <w:rPr>
           <w:rFonts w:ascii="Times New Roman" w:hAnsi="Times New Roman" w:cs="Times New Roman"/>
-          <w:rFonts w:ascii="Times New Roman" w:hAnsi="Times New Roman"/>
           <w:b/>
           <w:i w:val="0"/>
+          <w:color w:val="000000"/>
           <w:sz w:val="28"/>
         </w:rPr>
         <w:t>CHAPTER 4. CONSIDERATIONS</w:t>
@@ -21,529 +21,440 @@
     </w:p>
     <w:p>
       <w:pPr>
-        <w:spacing w:before="0" w:after="120" w:line="360" w:lineRule="auto"/>
-        <w:ind w:firstLine="709"/>
+        <w:pStyle w:val="Heading2"/>
+        <w:spacing w:line="360" w:lineRule="auto" w:after="200" w:before="0"/>
         <w:jc w:val="both"/>
       </w:pPr>
       <w:r>
         <w:rPr>
           <w:rFonts w:ascii="Times New Roman" w:hAnsi="Times New Roman" w:cs="Times New Roman"/>
-          <w:rFonts w:ascii="Times New Roman" w:hAnsi="Times New Roman"/>
-          <w:b w:val="0"/>
-          <w:i w:val="0"/>
-          <w:sz w:val="24"/>
-        </w:rPr>
-        <w:t>This chapter interprets the principal findings of the cross-sectional content analysis in light of existing literature, evaluates the study's methodological strengths and limitations, and outlines implications for public health practice and future research. The overarching aim was to determine whether the quality of physical activity (PA) information differs across traditional websites, YouTube, TikTok, and Instagram when assessed with the DISCERN instrument and JAMA benchmarks, and whether creator type and audience engagement moderate that quality.</w:t>
-      </w:r>
-    </w:p>
-    <w:p>
-      <w:pPr>
-        <w:pStyle w:val="Heading2"/>
-        <w:spacing w:before="240" w:after="120" w:line="360" w:lineRule="auto"/>
-        <w:jc w:val="left"/>
-      </w:pPr>
-      <w:r>
-        <w:rPr>
-          <w:rFonts w:ascii="Times New Roman" w:hAnsi="Times New Roman" w:cs="Times New Roman"/>
-          <w:rFonts w:ascii="Times New Roman" w:hAnsi="Times New Roman"/>
           <w:b/>
           <w:i w:val="0"/>
-          <w:sz w:val="24"/>
+          <w:color w:val="000000"/>
+          <w:sz w:val="26"/>
         </w:rPr>
         <w:t>4.1 Summary of Key Findings</w:t>
       </w:r>
     </w:p>
     <w:p>
       <w:pPr>
-        <w:spacing w:before="0" w:after="120" w:line="360" w:lineRule="auto"/>
-        <w:ind w:firstLine="709"/>
+        <w:spacing w:line="360" w:lineRule="auto" w:after="120" w:before="0"/>
         <w:jc w:val="both"/>
       </w:pPr>
       <w:r>
         <w:rPr>
           <w:rFonts w:ascii="Times New Roman" w:hAnsi="Times New Roman" w:cs="Times New Roman"/>
-          <w:rFonts w:ascii="Times New Roman" w:hAnsi="Times New Roman"/>
           <w:b w:val="0"/>
           <w:i w:val="0"/>
+          <w:color w:val="000000"/>
           <w:sz w:val="24"/>
         </w:rPr>
-        <w:t>Three principal findings emerged from the analysis of 197 audited items across four platforms. First, a clear and statistically significant quality gradient was observed: traditional websites produced the highest DISCERN scores (Mdn = 48, classified as fair-to-good), followed by YouTube (Mdn = 39, fair-to-poor), TikTok (Mdn = 31, poor), and Instagram (Mdn = 21, very poor). The Kruskal-Wallis test confirmed this pattern, H(3) = 136.58, p &lt; .001, with a large effect size (η² = .68), and all six pairwise comparisons reached statistical significance after Bonferroni correction. This gradient suggests that platform architecture—particularly the space available for textual detail, referencing, and authorship disclosure—plays a decisive role in the completeness and reliability of health content.</w:t>
+        <w:t>This cross-sectional content analysis evaluated the quality of physical activity information across four platform types using the DISCERN instrument and JAMA benchmarks. The results reveal a clear and statistically significant quality gradient: traditional websites scored highest (Mdn = 48.5), followed by YouTube (Mdn = 42.0), TikTok (Mdn = 35.0), and Instagram (Mdn = 27.5). The Kruskal-Wallis test confirmed significant differences across platforms, H(3) = 93.489, p &lt; .001, with a large eta-squared approximation (0.469). All six pairwise comparisons were statistically significant, although the Website versus YouTube contrast yielded a notably smaller effect (p = .038, r = -0.316) compared with the other five pairs (all p &lt; .001).</w:t>
       </w:r>
     </w:p>
     <w:p>
       <w:pPr>
-        <w:spacing w:before="0" w:after="120" w:line="360" w:lineRule="auto"/>
-        <w:ind w:firstLine="709"/>
+        <w:spacing w:line="360" w:lineRule="auto" w:after="120" w:before="0"/>
         <w:jc w:val="both"/>
       </w:pPr>
       <w:r>
         <w:rPr>
           <w:rFonts w:ascii="Times New Roman" w:hAnsi="Times New Roman" w:cs="Times New Roman"/>
-          <w:rFonts w:ascii="Times New Roman" w:hAnsi="Times New Roman"/>
           <w:b w:val="0"/>
           <w:i w:val="0"/>
+          <w:color w:val="000000"/>
           <w:sz w:val="24"/>
         </w:rPr>
-        <w:t>Second, creator type significantly moderated DISCERN scores, with healthcare and certified fitness professionals scoring higher (Mdn = 39.5) than non-professional creators (Mdn = 35.0; Mann-Whitney U, p = .033). However, the effect was small (r = −.204), indicating that professional credentials alone do not guarantee high-quality output. Notably, organisations dominated the traditional website space (78% of website items), whereas fitness influencers and general users were the predominant creators on YouTube and TikTok. This distributional imbalance partly explains the platform quality gradient, as the platforms with the lowest scores were also those with the fewest professionally credentialed authors.</w:t>
+        <w:t>JAMA benchmark compliance did not differ significantly across platforms when aggregated (H[3] = 5.123, p = .163), though significant platform differences emerged for individual criteria—Attribution, Disclosure, and Currency—but not Authorship. Creator type exerted a significant effect on quality in the binary analysis (p = .036), and the five-category Kruskal-Wallis test was also significant (p = .012). Engagement–quality correlations were largely non-significant within platforms, except for YouTube, where both views and likes showed significant negative correlations with quality; the overall positive correlation between likes and quality across social-media items was identified as primarily a Simpson's paradox artefact of between-social-platform differences.</w:t>
       </w:r>
     </w:p>
     <w:p>
       <w:pPr>
-        <w:spacing w:before="0" w:after="120" w:line="360" w:lineRule="auto"/>
-        <w:ind w:firstLine="709"/>
+        <w:pStyle w:val="Heading2"/>
+        <w:spacing w:line="360" w:lineRule="auto" w:after="200" w:before="0"/>
         <w:jc w:val="both"/>
       </w:pPr>
       <w:r>
         <w:rPr>
           <w:rFonts w:ascii="Times New Roman" w:hAnsi="Times New Roman" w:cs="Times New Roman"/>
-          <w:rFonts w:ascii="Times New Roman" w:hAnsi="Times New Roman"/>
-          <w:b w:val="0"/>
-          <w:i w:val="0"/>
-          <w:sz w:val="24"/>
-        </w:rPr>
-        <w:t>Third, engagement metrics bore virtually no relationship to information quality. The overall Spearman correlation between views and DISCERN total was negligible (ρ = .017). Platform-specific analyses revealed a negative correlation on YouTube (higher view counts associated with lower quality) and, unexpectedly, a positive correlation on TikTok. These divergent patterns suggest that algorithmic recommendation systems reward different content attributes on each platform, none of which appear to be information accuracy or completeness.</w:t>
-      </w:r>
-    </w:p>
-    <w:p>
-      <w:pPr>
-        <w:spacing w:before="0" w:after="120" w:line="360" w:lineRule="auto"/>
-        <w:ind w:firstLine="709"/>
-        <w:jc w:val="both"/>
-      </w:pPr>
-      <w:r>
-        <w:rPr>
-          <w:rFonts w:ascii="Times New Roman" w:hAnsi="Times New Roman" w:cs="Times New Roman"/>
-          <w:rFonts w:ascii="Times New Roman" w:hAnsi="Times New Roman"/>
-          <w:b w:val="0"/>
-          <w:i w:val="0"/>
-          <w:sz w:val="24"/>
-        </w:rPr>
-        <w:t>Regarding JAMA benchmark compliance, the overall JAMA Total score did not differ significantly across platforms (p = .143). However, analysis of individual JAMA criteria revealed significant differences for Attribution (χ², p &lt; .001), Disclosure (p = .001), and Currency (p &lt; .001). Social media posts almost universally met the Currency criterion because post dates are inherently visible, yet they performed poorly on Attribution and Disclosure. This pattern highlights a structural transparency gap: social media platforms do not incentivise or facilitate source citation or conflict-of-interest disclosure in the way that editorial standards do for traditional web publishing.</w:t>
-      </w:r>
-    </w:p>
-    <w:p>
-      <w:pPr>
-        <w:pStyle w:val="Heading2"/>
-        <w:spacing w:before="240" w:after="120" w:line="360" w:lineRule="auto"/>
-        <w:jc w:val="left"/>
-      </w:pPr>
-      <w:r>
-        <w:rPr>
-          <w:rFonts w:ascii="Times New Roman" w:hAnsi="Times New Roman" w:cs="Times New Roman"/>
-          <w:rFonts w:ascii="Times New Roman" w:hAnsi="Times New Roman"/>
           <w:b/>
           <w:i w:val="0"/>
-          <w:sz w:val="24"/>
+          <w:color w:val="000000"/>
+          <w:sz w:val="26"/>
         </w:rPr>
         <w:t>4.2 Comparison with Existing Literature</w:t>
       </w:r>
     </w:p>
     <w:p>
       <w:pPr>
-        <w:spacing w:before="0" w:after="120" w:line="360" w:lineRule="auto"/>
-        <w:ind w:firstLine="709"/>
+        <w:spacing w:line="360" w:lineRule="auto" w:after="120" w:before="0"/>
         <w:jc w:val="both"/>
       </w:pPr>
       <w:r>
         <w:rPr>
           <w:rFonts w:ascii="Times New Roman" w:hAnsi="Times New Roman" w:cs="Times New Roman"/>
-          <w:rFonts w:ascii="Times New Roman" w:hAnsi="Times New Roman"/>
           <w:b w:val="0"/>
           <w:i w:val="0"/>
+          <w:color w:val="000000"/>
           <w:sz w:val="24"/>
         </w:rPr>
-        <w:t>The quality gradient observed in this study is broadly consistent with earlier work on online health information. The overall mean DISCERN score of 38.68 out of 80 aligns closely with the pooled estimate from the 2025 JMIR meta-analysis, which reported a DISCERN score of approximately 43.58 out of 100 (equivalent to roughly 34.9 on an 80-point scale) across diverse health topics (Liu et al., 2025). That our sample slightly exceeded this benchmark is encouraging, but it also underscores that even the best-performing platform—traditional websites—only reached the lower boundary of the “good” category. This finding resonates with Eysenbach's (2002) foundational observation that health information quality on the internet is highly variable, a conclusion that remains valid more than two decades later.</w:t>
+        <w:t>The finding that traditional websites outperform social media platforms in health information quality is consistent with a substantial body of prior research. The 2025 JMIR meta-analysis reported a pooled DISCERN percentage of 43.58% (95% CI [37.80, 49.35]) across studies evaluating online health information (Liu et al., 2025). Direct numerical comparison should be interpreted cautiously because that review synthesised percentage-standardised scores across heterogeneous studies. Even so, the present findings are directionally consistent with that literature, particularly in showing lower quality for highly visual or video-led social media formats than for websites and longer-form content.</w:t>
       </w:r>
     </w:p>
     <w:p>
       <w:pPr>
-        <w:spacing w:before="0" w:after="120" w:line="360" w:lineRule="auto"/>
-        <w:ind w:firstLine="709"/>
+        <w:spacing w:line="360" w:lineRule="auto" w:after="120" w:before="0"/>
         <w:jc w:val="both"/>
       </w:pPr>
       <w:r>
         <w:rPr>
           <w:rFonts w:ascii="Times New Roman" w:hAnsi="Times New Roman" w:cs="Times New Roman"/>
-          <w:rFonts w:ascii="Times New Roman" w:hAnsi="Times New Roman"/>
           <w:b w:val="0"/>
           <w:i w:val="0"/>
+          <w:color w:val="000000"/>
           <w:sz w:val="24"/>
         </w:rPr>
-        <w:t>The particularly low scores for Instagram and TikTok mirror findings from recent platform-specific studies. Li et al. (2024) concluded that most health-related TikTok videos assessed to date are of moderate-to-low quality and that medically credentialed creators typically account for only a minority of content producers. In the present study, healthcare professionals accounted for 16% of TikTok items, a proportion that was still insufficient to lift TikTok's overall quality above the “poor” threshold. On JAMA compliance, Haghighi and Farhadloo (2025) found that 81% of health-related Twitter content was of low quality and 95% met two or fewer of the four JAMA criteria. Our social media data follow the same pattern, with the majority of TikTok and Instagram items failing to meet Attribution and Disclosure criteria.</w:t>
+        <w:t>The Instagram findings are particularly noteworthy. With 42% of items falling in the 'very poor' category and a median DISCERN score of 27.5, Instagram emerged as the lowest-quality platform by a substantial margin. This aligns with the broader pattern described by Li et al. (2024), who found that most TikTok health-related short videos were of moderate to low quality and that medically credentialed creators typically represented only a minority of content producers, and with Haghighi and Farhadloo (2025), who reported that 81% of Twitter health information was of low quality, with 95% of items meeting two or fewer JAMA criteria. The present study extends these findings by demonstrating that Instagram may present even greater quality concerns than previously studied short-form platforms.</w:t>
       </w:r>
     </w:p>
     <w:p>
       <w:pPr>
-        <w:spacing w:before="0" w:after="120" w:line="360" w:lineRule="auto"/>
-        <w:ind w:firstLine="709"/>
+        <w:spacing w:line="360" w:lineRule="auto" w:after="120" w:before="0"/>
         <w:jc w:val="both"/>
       </w:pPr>
       <w:r>
         <w:rPr>
           <w:rFonts w:ascii="Times New Roman" w:hAnsi="Times New Roman" w:cs="Times New Roman"/>
-          <w:rFonts w:ascii="Times New Roman" w:hAnsi="Times New Roman"/>
           <w:b w:val="0"/>
           <w:i w:val="0"/>
+          <w:color w:val="000000"/>
           <w:sz w:val="24"/>
         </w:rPr>
-        <w:t>The negligible overall correlation between engagement and quality is consistent with review-level evidence that surface popularity metrics are poor proxies for the quality of health information on YouTube and other social platforms (Osman et al., 2022; Mohamed &amp; Shoufan, 2024). Our observation that YouTube exhibited significant negative views-quality and likes-quality relationships supports the hypothesis that algorithmically promoted content on video platforms may prioritise entertainment value and emotional appeal over informational rigour (Moorhead et al., 2013). In contrast, TikTok and Instagram showed no significant within-platform correlations, reinforcing the interpretation that aggregate engagement-quality associations are largely a between-platform artefact rather than evidence that highly engaged content is higher quality.</w:t>
+        <w:t>The relatively modest difference between websites and YouTube (median difference of 6.5 points, p = .038) is an important nuance. YouTube's position as a long-form video platform appears to permit more comprehensive information delivery than short-form social media, potentially because longer formats allow for more detailed explanations, source citations, and structured presentation of evidence. This finding is consistent with research demonstrating that video length correlates with information completeness in health education contexts (Madathil et al., 2015).</w:t>
       </w:r>
     </w:p>
     <w:p>
       <w:pPr>
-        <w:spacing w:before="0" w:after="120" w:line="360" w:lineRule="auto"/>
-        <w:ind w:firstLine="709"/>
+        <w:spacing w:line="360" w:lineRule="auto" w:after="120" w:before="0"/>
         <w:jc w:val="both"/>
       </w:pPr>
       <w:r>
         <w:rPr>
           <w:rFonts w:ascii="Times New Roman" w:hAnsi="Times New Roman" w:cs="Times New Roman"/>
-          <w:rFonts w:ascii="Times New Roman" w:hAnsi="Times New Roman"/>
           <w:b w:val="0"/>
           <w:i w:val="0"/>
+          <w:color w:val="000000"/>
           <w:sz w:val="24"/>
         </w:rPr>
-        <w:t>The finding that creator type moderates quality—albeit with a small effect—parallels evidence from the broader health literacy literature. Norman and Skinner (2006) argued that both provider-side and consumer-side competencies shape the quality of digital health exchanges. The present data suggest that provider-side credentialing is a necessary but not sufficient condition for high-quality content: professional creators still frequently omitted references and disclosure statements, particularly when operating within the formatting constraints of social media posts. This implies that platform design, not just author expertise, constrains the extent to which accountability criteria can be fulfilled.</w:t>
+        <w:t>The non-significant JAMA aggregate result (p = .163) alongside significant individual criteria is instructive and warrants careful interpretation. Criterion-level comparisons are more informative than total JAMA scores in this study, because the Currency criterion gives social media an automatic advantage: posting dates are inherently visible on all social media platforms (100% compliance) but must be explicitly provided on websites (68% compliance). This means total JAMA scores partly reflect platform interface design rather than editorial accountability. When Currency is set aside, the remaining criteria—Authorship, Attribution, and Disclosure—paint a clearer picture of genuine transparency practices. Attribution rates were universally poor (websites 30%, YouTube 16%, TikTok 0%, Instagram 4%), indicating a systemic deficit in evidence-based communication of physical activity information regardless of platform.</w:t>
+      </w:r>
+    </w:p>
+    <w:p>
+      <w:pPr>
+        <w:spacing w:line="360" w:lineRule="auto" w:after="120" w:before="0"/>
+        <w:jc w:val="both"/>
+      </w:pPr>
+      <w:r>
+        <w:rPr>
+          <w:rFonts w:ascii="Times New Roman" w:hAnsi="Times New Roman" w:cs="Times New Roman"/>
+          <w:b w:val="0"/>
+          <w:i w:val="0"/>
+          <w:color w:val="000000"/>
+          <w:sz w:val="24"/>
+        </w:rPr>
+        <w:t>The significant variation in quality across search terms (H[4] = 27.255, p &lt; .001) is a secondary finding that merits attention. Items retrieved using ‘how to start exercising’ scored highest (Mdn = 46.0), while ‘home workout routine’ yielded the lowest scores (Mdn = 34.0). This likely reflects differences in the clinical relevance and specificity of queries: more general health-oriented terms may retrieve content from authoritative institutional sources, whereas commercially oriented terms such as ‘home workout routine’ may disproportionately surface influencer-generated content. This finding suggests that the search query itself functions as an implicit filter on information quality, with practical implications for how public health practitioners frame their recommendations to information-seeking audiences.</w:t>
       </w:r>
     </w:p>
     <w:p>
       <w:pPr>
         <w:pStyle w:val="Heading2"/>
-        <w:spacing w:before="240" w:after="120" w:line="360" w:lineRule="auto"/>
-        <w:jc w:val="left"/>
+        <w:spacing w:line="360" w:lineRule="auto" w:after="200" w:before="0"/>
+        <w:jc w:val="both"/>
       </w:pPr>
       <w:r>
         <w:rPr>
           <w:rFonts w:ascii="Times New Roman" w:hAnsi="Times New Roman" w:cs="Times New Roman"/>
-          <w:rFonts w:ascii="Times New Roman" w:hAnsi="Times New Roman"/>
           <w:b/>
           <w:i w:val="0"/>
-          <w:sz w:val="24"/>
+          <w:color w:val="000000"/>
+          <w:sz w:val="26"/>
         </w:rPr>
         <w:t>4.3 Implications for Public Health Practice</w:t>
       </w:r>
     </w:p>
     <w:p>
       <w:pPr>
-        <w:spacing w:before="0" w:after="120" w:line="360" w:lineRule="auto"/>
-        <w:ind w:firstLine="709"/>
+        <w:spacing w:line="360" w:lineRule="auto" w:after="120" w:before="0"/>
         <w:jc w:val="both"/>
       </w:pPr>
       <w:r>
         <w:rPr>
           <w:rFonts w:ascii="Times New Roman" w:hAnsi="Times New Roman" w:cs="Times New Roman"/>
-          <w:rFonts w:ascii="Times New Roman" w:hAnsi="Times New Roman"/>
           <w:b w:val="0"/>
           <w:i w:val="0"/>
+          <w:color w:val="000000"/>
           <w:sz w:val="24"/>
         </w:rPr>
-        <w:t>These findings carry several implications for public health practitioners and policy makers. First, the clear platform quality gradient argues against treating the internet as a monolithic information source. Public health messaging strategies should be calibrated to the specific affordances and limitations of each platform. For instance, short-form video platforms such as TikTok and Instagram Reels impose severe constraints on citation, attribution, and nuanced explanation; public health organisations seeking to use these platforms must develop content formats that maximise accuracy within those constraints, such as pinned comments with references or standardised disclosure overlays.</w:t>
+        <w:t>These findings carry several implications for public health practice. First, the pronounced quality gradient across platforms suggests that public health agencies should prioritise maintaining high-quality website content as an anchor for physical activity information, while simultaneously investing in platform-native content for social media. Simply repurposing website content for Instagram or TikTok is unlikely to be effective; instead, organisations should develop format-specific strategies that maximise information quality within the constraints of each platform.</w:t>
       </w:r>
     </w:p>
     <w:p>
       <w:pPr>
-        <w:spacing w:before="0" w:after="120" w:line="360" w:lineRule="auto"/>
-        <w:ind w:firstLine="709"/>
+        <w:spacing w:line="360" w:lineRule="auto" w:after="120" w:before="0"/>
         <w:jc w:val="both"/>
       </w:pPr>
       <w:r>
         <w:rPr>
           <w:rFonts w:ascii="Times New Roman" w:hAnsi="Times New Roman" w:cs="Times New Roman"/>
-          <w:rFonts w:ascii="Times New Roman" w:hAnsi="Times New Roman"/>
           <w:b w:val="0"/>
           <w:i w:val="0"/>
+          <w:color w:val="000000"/>
           <w:sz w:val="24"/>
         </w:rPr>
-        <w:t>Second, the absence of a positive engagement-quality relationship suggests that high-quality health information does not organically reach large audiences on social media. Public health agencies may therefore need to invest in paid promotion or influencer partnerships to ensure that evidence-based PA information achieves competitive visibility. Broader public-health communication and infodemic-management literature already supports strategic use of digital platforms alongside stronger quality assurance mechanisms (Swire-Thompson &amp; Lazer, 2020), and the present data reinforce that need for physical activity information specifically.</w:t>
+        <w:t>Second, the finding that engagement metrics largely do not predict quality within platforms undermines the common assumption that popular content is reliable content. This has implications for health literacy education: consumers should be taught that high view counts and engagement do not signal information trustworthiness. Notably, within YouTube, both views and likes showed significant negative correlations with quality (views: rho = -0.340, p = .016; likes: rho = -0.286, p = .044), suggesting that the platform’s recommendation system may actively promote lower-quality physical activity content. This is a concerning finding that warrants dedicated algorithmic audit research, though the cross-sectional design cannot establish causality.</w:t>
       </w:r>
     </w:p>
     <w:p>
       <w:pPr>
-        <w:spacing w:before="0" w:after="120" w:line="360" w:lineRule="auto"/>
-        <w:ind w:firstLine="709"/>
+        <w:spacing w:line="360" w:lineRule="auto" w:after="120" w:before="0"/>
         <w:jc w:val="both"/>
       </w:pPr>
       <w:r>
         <w:rPr>
           <w:rFonts w:ascii="Times New Roman" w:hAnsi="Times New Roman" w:cs="Times New Roman"/>
-          <w:rFonts w:ascii="Times New Roman" w:hAnsi="Times New Roman"/>
           <w:b w:val="0"/>
           <w:i w:val="0"/>
+          <w:color w:val="000000"/>
           <w:sz w:val="24"/>
         </w:rPr>
-        <w:t>Third, the dominance of non-professional creators on social media platforms calls for educational interventions targeting both content creators and consumers. Creator-side interventions could include platform-integrated prompts to cite sources or disclose conflicts of interest, while consumer-side interventions should focus on enhancing eHealth literacy (Norman &amp; Skinner, 2006) so that users can critically appraise PA content regardless of the platform on which it is encountered. Fox and Duggan (2013) documented that a substantial proportion of health information seekers do not verify the sources they consult; the present data suggest that this problem is compounded on platforms where source verification is structurally difficult.</w:t>
+        <w:t>Third, the creator type analysis reveals that both the binary and five-category comparisons reached significance (p = .036 and p = .012, respectively). The five-category analysis provides the more granular picture: healthcare professionals score highest (Mdn = 45.0), followed by certified fitness professionals (Mdn = 39.5), organisations (Mdn = 39.0), fitness influencers (Mdn = 36.0), and general users lowest (Mdn = 33.0). This pattern suggests that creator type moderates quality in a graded fashion. The binary result, while significant, is somewhat diluted by grouping organisations (n = 84)—which include high-quality institutional sources such as NHS and WHO—into the non-professional category.</w:t>
       </w:r>
     </w:p>
     <w:p>
       <w:pPr>
         <w:pStyle w:val="Heading2"/>
-        <w:spacing w:before="240" w:after="120" w:line="360" w:lineRule="auto"/>
-        <w:jc w:val="left"/>
+        <w:spacing w:line="360" w:lineRule="auto" w:after="200" w:before="0"/>
+        <w:jc w:val="both"/>
       </w:pPr>
       <w:r>
         <w:rPr>
           <w:rFonts w:ascii="Times New Roman" w:hAnsi="Times New Roman" w:cs="Times New Roman"/>
-          <w:rFonts w:ascii="Times New Roman" w:hAnsi="Times New Roman"/>
           <w:b/>
           <w:i w:val="0"/>
-          <w:sz w:val="24"/>
+          <w:color w:val="000000"/>
+          <w:sz w:val="26"/>
         </w:rPr>
         <w:t>4.4 Strengths of the Study</w:t>
       </w:r>
     </w:p>
     <w:p>
       <w:pPr>
-        <w:spacing w:before="0" w:after="120" w:line="360" w:lineRule="auto"/>
-        <w:ind w:firstLine="709"/>
+        <w:spacing w:line="360" w:lineRule="auto" w:after="120" w:before="0"/>
         <w:jc w:val="both"/>
       </w:pPr>
       <w:r>
         <w:rPr>
           <w:rFonts w:ascii="Times New Roman" w:hAnsi="Times New Roman" w:cs="Times New Roman"/>
-          <w:rFonts w:ascii="Times New Roman" w:hAnsi="Times New Roman"/>
           <w:b w:val="0"/>
           <w:i w:val="0"/>
+          <w:color w:val="000000"/>
           <w:sz w:val="24"/>
         </w:rPr>
-        <w:t>This study offers several methodological strengths. To the best of our knowledge, it is the first investigation to compare all four platform types—traditional websites, YouTube, TikTok, and Instagram—within a single study using both the DISCERN instrument and JAMA benchmarks. Previous research has typically examined one or two platforms in isolation, limiting cross-platform inference. The present design enables direct, standardised comparison across the platforms most commonly accessed for PA information.</w:t>
+        <w:t>This study possesses several methodological strengths. To our knowledge, it is among the first investigations to directly compare physical activity information quality across four distinct platform types—traditional websites, YouTube, TikTok, and Instagram—using both the DISCERN instrument and JAMA benchmarks within a single study. This multi-platform, dual-instrument approach provides a more comprehensive assessment than studies examining single platforms or single quality tools.</w:t>
       </w:r>
     </w:p>
     <w:p>
       <w:pPr>
-        <w:spacing w:before="0" w:after="120" w:line="360" w:lineRule="auto"/>
-        <w:ind w:firstLine="709"/>
+        <w:spacing w:line="360" w:lineRule="auto" w:after="120" w:before="0"/>
         <w:jc w:val="both"/>
       </w:pPr>
       <w:r>
         <w:rPr>
           <w:rFonts w:ascii="Times New Roman" w:hAnsi="Times New Roman" w:cs="Times New Roman"/>
-          <w:rFonts w:ascii="Times New Roman" w:hAnsi="Times New Roman"/>
           <w:b w:val="0"/>
           <w:i w:val="0"/>
+          <w:color w:val="000000"/>
           <w:sz w:val="24"/>
         </w:rPr>
-        <w:t>The final audited sample of 197 items (50 websites, 50 YouTube videos, 47 TikTok videos, and 50 Instagram posts) is larger than many content analysis studies in this domain and was drawn using a systematic protocol of five representative search terms applied uniformly across all platforms. Inter-rater reliability was excellent, with an intraclass correlation coefficient (ICC) of 0.932 for DISCERN scores, well above the commonly accepted threshold of 0.75 (Koo &amp; Li, 2016). This level of agreement strengthens confidence that the observed quality differences reflect genuine content variation rather than rater inconsistency.</w:t>
+        <w:t>The study employed a systematic sampling strategy with five distinct search terms representing common physical activity queries, enhancing ecological validity. The inter-rater reliability was excellent for DISCERN (ICC = 0.932), providing confidence in the scoring process. The sample of 197 items across four platforms is larger than many comparable studies, affording sufficient statistical power for the planned analyses. Furthermore, the operationalisation of DISCERN and JAMA criteria for social media contexts was documented transparently, enabling replication.</w:t>
       </w:r>
     </w:p>
     <w:p>
       <w:pPr>
-        <w:spacing w:before="0" w:after="120" w:line="360" w:lineRule="auto"/>
-        <w:ind w:firstLine="709"/>
+        <w:pStyle w:val="Heading2"/>
+        <w:spacing w:line="360" w:lineRule="auto" w:after="200" w:before="0"/>
         <w:jc w:val="both"/>
       </w:pPr>
       <w:r>
         <w:rPr>
           <w:rFonts w:ascii="Times New Roman" w:hAnsi="Times New Roman" w:cs="Times New Roman"/>
-          <w:rFonts w:ascii="Times New Roman" w:hAnsi="Times New Roman"/>
-          <w:b w:val="0"/>
-          <w:i w:val="0"/>
-          <w:sz w:val="24"/>
-        </w:rPr>
-        <w:t>Additionally, the use of both DISCERN (measuring reliability and treatment information quality) and JAMA benchmarks (measuring accountability through authorship, attribution, disclosure, and currency) provides a more comprehensive quality profile than either instrument alone. This dual-instrument approach is especially valuable because DISCERN and JAMA capture partially overlapping but distinct dimensions of information quality (Charnock et al., 1999; Silberg et al., 1997).</w:t>
-      </w:r>
-    </w:p>
-    <w:p>
-      <w:pPr>
-        <w:pStyle w:val="Heading2"/>
-        <w:spacing w:before="240" w:after="120" w:line="360" w:lineRule="auto"/>
-        <w:jc w:val="left"/>
-      </w:pPr>
-      <w:r>
-        <w:rPr>
-          <w:rFonts w:ascii="Times New Roman" w:hAnsi="Times New Roman" w:cs="Times New Roman"/>
-          <w:rFonts w:ascii="Times New Roman" w:hAnsi="Times New Roman"/>
           <w:b/>
           <w:i w:val="0"/>
-          <w:sz w:val="24"/>
+          <w:color w:val="000000"/>
+          <w:sz w:val="26"/>
         </w:rPr>
         <w:t>4.5 Limitations</w:t>
       </w:r>
     </w:p>
     <w:p>
       <w:pPr>
-        <w:spacing w:before="0" w:after="120" w:line="360" w:lineRule="auto"/>
-        <w:ind w:firstLine="709"/>
+        <w:spacing w:line="360" w:lineRule="auto" w:after="120" w:before="0"/>
         <w:jc w:val="both"/>
       </w:pPr>
       <w:r>
         <w:rPr>
           <w:rFonts w:ascii="Times New Roman" w:hAnsi="Times New Roman" w:cs="Times New Roman"/>
-          <w:rFonts w:ascii="Times New Roman" w:hAnsi="Times New Roman"/>
           <w:b w:val="0"/>
           <w:i w:val="0"/>
+          <w:color w:val="000000"/>
           <w:sz w:val="24"/>
         </w:rPr>
-        <w:t>Several limitations should be considered when interpreting these results. First, the cross-sectional design captures a single snapshot of platform content. Online health information is dynamic; content is continuously created, updated, and removed. The quality landscape observed at the time of data collection may not generalise to other time periods, and longitudinal designs would be needed to track quality trends.</w:t>
+        <w:t>Several limitations must be acknowledged. First, the cross-sectional design captures a single snapshot of online content, which may not reflect temporal trends in information quality. Platform algorithms, content policies, and user behaviour evolve rapidly, and findings may not generalise to other time points.</w:t>
       </w:r>
     </w:p>
     <w:p>
       <w:pPr>
-        <w:spacing w:before="0" w:after="120" w:line="360" w:lineRule="auto"/>
-        <w:ind w:firstLine="709"/>
+        <w:spacing w:line="360" w:lineRule="auto" w:after="120" w:before="0"/>
         <w:jc w:val="both"/>
       </w:pPr>
       <w:r>
         <w:rPr>
           <w:rFonts w:ascii="Times New Roman" w:hAnsi="Times New Roman" w:cs="Times New Roman"/>
-          <w:rFonts w:ascii="Times New Roman" w:hAnsi="Times New Roman"/>
           <w:b w:val="0"/>
           <w:i w:val="0"/>
+          <w:color w:val="000000"/>
           <w:sz w:val="24"/>
         </w:rPr>
-        <w:t>Second, the study was limited to English-language content. Physical activity information in other languages may differ in quality and creator composition, and findings may not transfer to non-English-speaking populations. Third, the scoring of video-based content on YouTube, TikTok, and Instagram relied on titles, descriptions, captions, and visible on-screen text rather than full audiovisual analysis of spoken content. This approach was necessary for feasibility and consistency with the text-oriented DISCERN instrument, but it may underestimate the informational depth of videos whose quality resides primarily in verbal explanation rather than written metadata.</w:t>
+        <w:t>Second, the study was restricted to English-language content retrieved from a single geographic location (Lithuania). Search results are personalised by location, language, and browsing history, meaning that users in other regions may encounter different content for identical search terms.</w:t>
       </w:r>
     </w:p>
     <w:p>
       <w:pPr>
-        <w:spacing w:before="0" w:after="120" w:line="360" w:lineRule="auto"/>
-        <w:ind w:firstLine="709"/>
+        <w:spacing w:line="360" w:lineRule="auto" w:after="120" w:before="0"/>
         <w:jc w:val="both"/>
       </w:pPr>
       <w:r>
         <w:rPr>
           <w:rFonts w:ascii="Times New Roman" w:hAnsi="Times New Roman" w:cs="Times New Roman"/>
-          <w:rFonts w:ascii="Times New Roman" w:hAnsi="Times New Roman"/>
           <w:b w:val="0"/>
           <w:i w:val="0"/>
+          <w:color w:val="000000"/>
           <w:sz w:val="24"/>
         </w:rPr>
-        <w:t>Fourth, the sampling strategy—selecting the top 10 results per search term—captures the most visible content but may not represent the full breadth of PA information available on each platform. Users who scroll beyond the first page or receive personalised algorithmic recommendations may encounter content of different quality. Fifth, although DISCERN is the most widely validated tool for assessing consumer health information, it was originally designed for written patient information leaflets (Charnock et al., 1999). Applying it to social media posts required operationalisation decisions (detailed in Chapter 2) that, while transparent and systematic, represent an adaptation beyond the instrument’s original scope.</w:t>
+        <w:t>Third, and critically, scoring of video and image-based content was restricted to information visible or audible to a typical user at the point of access, including spoken narration, on-screen text, captions, and profile metadata, rather than full transcription or frame-by-frame coding. This approach may still miss subtle cues or evidence embedded in longer viewing sessions. It is therefore important to acknowledge that the apparent quality gradient could partially reflect methodological differences in how text-based and audiovisual content were assessed rather than true differences in information quality.</w:t>
       </w:r>
     </w:p>
     <w:p>
       <w:pPr>
-        <w:spacing w:before="0" w:after="120" w:line="360" w:lineRule="auto"/>
-        <w:ind w:firstLine="709"/>
+        <w:spacing w:line="360" w:lineRule="auto" w:after="120" w:before="0"/>
         <w:jc w:val="both"/>
       </w:pPr>
       <w:r>
         <w:rPr>
           <w:rFonts w:ascii="Times New Roman" w:hAnsi="Times New Roman" w:cs="Times New Roman"/>
-          <w:rFonts w:ascii="Times New Roman" w:hAnsi="Times New Roman"/>
           <w:b w:val="0"/>
           <w:i w:val="0"/>
+          <w:color w:val="000000"/>
           <w:sz w:val="24"/>
         </w:rPr>
-        <w:t>Sixth, all searches were conducted from a single geographic location, meaning that search engine and platform algorithms may have returned location-specific results. Users in other regions could encounter a different set of top results for the same queries. Finally, engagement metrics were not uniformly available across all platforms; in particular, Instagram view counts were not captured for all items, which limits the strength of engagement-quality correlations for that platform.</w:t>
+        <w:t>Fourth, data collection employed a mixed approach: Playwright automation was used for traditional websites and YouTube, while TikTok and Instagram content was collected manually due to platform restrictions on automated scraping. This introduces potential selection bias, as the manual collection process for TikTok and Instagram may have been influenced by factors not present in the automated approach, despite adherence to the same top-10 sampling protocol.</w:t>
+      </w:r>
+    </w:p>
+    <w:p>
+      <w:pPr>
+        <w:spacing w:line="360" w:lineRule="auto" w:after="120" w:before="0"/>
+        <w:jc w:val="both"/>
+      </w:pPr>
+      <w:r>
+        <w:rPr>
+          <w:rFonts w:ascii="Times New Roman" w:hAnsi="Times New Roman" w:cs="Times New Roman"/>
+          <w:b w:val="0"/>
+          <w:i w:val="0"/>
+          <w:color w:val="000000"/>
+          <w:sz w:val="24"/>
+        </w:rPr>
+        <w:t>Fifth, the top-10 sampling strategy, while ecologically valid (as most users do not scroll beyond the first page of results), captures only a fraction of available content. Results may differ for content appearing in later search positions. Additionally, the DISCERN instrument was originally developed for evaluating written treatment information for patients (Charnock et al., 1999) and has been adapted here beyond its original scope to evaluate physical activity content on social media. While this adaptation is consistent with growing practice in the literature, it represents a departure from the validated use case.</w:t>
+      </w:r>
+    </w:p>
+    <w:p>
+      <w:pPr>
+        <w:spacing w:line="360" w:lineRule="auto" w:after="120" w:before="0"/>
+        <w:jc w:val="both"/>
+      </w:pPr>
+      <w:r>
+        <w:rPr>
+          <w:rFonts w:ascii="Times New Roman" w:hAnsi="Times New Roman" w:cs="Times New Roman"/>
+          <w:b w:val="0"/>
+          <w:i w:val="0"/>
+          <w:color w:val="000000"/>
+          <w:sz w:val="24"/>
+        </w:rPr>
+        <w:t>Sixth, engagement metrics were not uniformly available across platforms. Traditional websites do not provide standardised engagement data (likes, shares), and the metrics that were available may not be comparable across platforms with different user bases and interaction paradigms.</w:t>
+      </w:r>
+    </w:p>
+    <w:p>
+      <w:pPr>
+        <w:spacing w:line="360" w:lineRule="auto" w:after="120" w:before="0"/>
+        <w:jc w:val="both"/>
+      </w:pPr>
+      <w:r>
+        <w:rPr>
+          <w:rFonts w:ascii="Times New Roman" w:hAnsi="Times New Roman" w:cs="Times New Roman"/>
+          <w:b w:val="0"/>
+          <w:i w:val="0"/>
+          <w:color w:val="000000"/>
+          <w:sz w:val="24"/>
+        </w:rPr>
+        <w:t>Seventh, the classification of organisations (n = 84, 42.6% of the sample) as 'non-professional' in the binary creator type analysis is analytically consequential. Many organisations (e.g., NHS, WHO, university hospitals) produce content overseen by healthcare professionals, meaning this classification likely diluted the professional category's apparent quality advantage. Future studies should consider more granular organisation subtyping.</w:t>
+      </w:r>
+    </w:p>
+    <w:p>
+      <w:pPr>
+        <w:spacing w:line="360" w:lineRule="auto" w:after="120" w:before="0"/>
+        <w:jc w:val="both"/>
+      </w:pPr>
+      <w:r>
+        <w:rPr>
+          <w:rFonts w:ascii="Times New Roman" w:hAnsi="Times New Roman" w:cs="Times New Roman"/>
+          <w:b w:val="0"/>
+          <w:i w:val="0"/>
+          <w:color w:val="000000"/>
+          <w:sz w:val="24"/>
+        </w:rPr>
+        <w:t>Eighth, the DISCERN quality categories used in this study (Very Poor 16–26, Poor 27–38, Fair 39–50, Good 51–62, Excellent 63–80) are commonly adopted thresholds in the health information quality literature but were not specified in the original DISCERN validation by Charnock et al. (1999); one recent example using the same cut-points is Sun et al. (2023). These cut-points have been adopted from subsequent studies and should be treated as conventional rather than formally validated boundaries.</w:t>
       </w:r>
     </w:p>
     <w:p>
       <w:pPr>
         <w:pStyle w:val="Heading2"/>
-        <w:spacing w:before="240" w:after="120" w:line="360" w:lineRule="auto"/>
-        <w:jc w:val="left"/>
+        <w:spacing w:line="360" w:lineRule="auto" w:after="200" w:before="0"/>
+        <w:jc w:val="both"/>
       </w:pPr>
       <w:r>
         <w:rPr>
           <w:rFonts w:ascii="Times New Roman" w:hAnsi="Times New Roman" w:cs="Times New Roman"/>
-          <w:rFonts w:ascii="Times New Roman" w:hAnsi="Times New Roman"/>
           <w:b/>
           <w:i w:val="0"/>
-          <w:sz w:val="24"/>
+          <w:color w:val="000000"/>
+          <w:sz w:val="26"/>
         </w:rPr>
         <w:t>4.6 Recommendations for Future Research</w:t>
       </w:r>
     </w:p>
     <w:p>
       <w:pPr>
-        <w:spacing w:before="0" w:after="120" w:line="360" w:lineRule="auto"/>
-        <w:ind w:firstLine="709"/>
+        <w:spacing w:line="360" w:lineRule="auto" w:after="120" w:before="0"/>
         <w:jc w:val="both"/>
       </w:pPr>
       <w:r>
         <w:rPr>
           <w:rFonts w:ascii="Times New Roman" w:hAnsi="Times New Roman" w:cs="Times New Roman"/>
-          <w:rFonts w:ascii="Times New Roman" w:hAnsi="Times New Roman"/>
           <w:b w:val="0"/>
           <w:i w:val="0"/>
+          <w:color w:val="000000"/>
           <w:sz w:val="24"/>
         </w:rPr>
-        <w:t>Future research should address the limitations identified above while extending the scope of cross-platform quality assessment. First, longitudinal studies are needed to determine whether the observed quality gradient is stable over time or whether it shifts as platforms evolve their content policies and recommendation algorithms. Repeated assessments at regular intervals (e.g., every six months) would also reveal whether public health interventions targeting content quality produce measurable improvements.</w:t>
-      </w:r>
-    </w:p>
-    <w:p>
-      <w:pPr>
-        <w:spacing w:before="0" w:after="120" w:line="360" w:lineRule="auto"/>
-        <w:ind w:firstLine="709"/>
-        <w:jc w:val="both"/>
-      </w:pPr>
-      <w:r>
-        <w:rPr>
-          <w:rFonts w:ascii="Times New Roman" w:hAnsi="Times New Roman" w:cs="Times New Roman"/>
-          <w:rFonts w:ascii="Times New Roman" w:hAnsi="Times New Roman"/>
-          <w:b w:val="0"/>
-          <w:i w:val="0"/>
-          <w:sz w:val="24"/>
-        </w:rPr>
-        <w:t>Second, studies should incorporate multilingual samples and diverse geographic search contexts to assess the generalisability of the present findings. The quality of PA information may vary substantially across languages and health systems, and cross-cultural comparisons would inform the design of context-appropriate interventions.</w:t>
-      </w:r>
-    </w:p>
-    <w:p>
-      <w:pPr>
-        <w:spacing w:before="0" w:after="120" w:line="360" w:lineRule="auto"/>
-        <w:ind w:firstLine="709"/>
-        <w:jc w:val="both"/>
-      </w:pPr>
-      <w:r>
-        <w:rPr>
-          <w:rFonts w:ascii="Times New Roman" w:hAnsi="Times New Roman" w:cs="Times New Roman"/>
-          <w:rFonts w:ascii="Times New Roman" w:hAnsi="Times New Roman"/>
-          <w:b w:val="0"/>
-          <w:i w:val="0"/>
-          <w:sz w:val="24"/>
-        </w:rPr>
-        <w:t>Third, the development of quality assessment instruments specifically designed for audiovisual and short-form content would improve the validity of social media evaluations. While DISCERN remains the gold standard for written health information, its application to 15-second TikTok videos or image-only Instagram posts stretches the instrument beyond its intended use. A validated tool that accounts for the multimodal nature of social media content—including spoken narration, visual demonstrations, and on-screen text—would be a significant methodological advance.</w:t>
-      </w:r>
-    </w:p>
-    <w:p>
-      <w:pPr>
-        <w:spacing w:before="0" w:after="120" w:line="360" w:lineRule="auto"/>
-        <w:ind w:firstLine="709"/>
-        <w:jc w:val="both"/>
-      </w:pPr>
-      <w:r>
-        <w:rPr>
-          <w:rFonts w:ascii="Times New Roman" w:hAnsi="Times New Roman" w:cs="Times New Roman"/>
-          <w:rFonts w:ascii="Times New Roman" w:hAnsi="Times New Roman"/>
-          <w:b w:val="0"/>
-          <w:i w:val="0"/>
-          <w:sz w:val="24"/>
-        </w:rPr>
-        <w:t>Fourth, experimental and quasi-experimental designs should examine the causal impact of information quality on health behaviour. The present study establishes that quality varies across platforms, but it cannot determine whether exposure to low-quality PA information leads to suboptimal exercise behaviours or, conversely, whether high-quality content promotes adherence to PA guidelines. Linking content quality data to user behaviour outcomes would strengthen the evidence base for quality-improvement interventions.</w:t>
-      </w:r>
-    </w:p>
-    <w:p>
-      <w:pPr>
-        <w:spacing w:before="0" w:after="120" w:line="360" w:lineRule="auto"/>
-        <w:ind w:firstLine="709"/>
-        <w:jc w:val="both"/>
-      </w:pPr>
-      <w:r>
-        <w:rPr>
-          <w:rFonts w:ascii="Times New Roman" w:hAnsi="Times New Roman" w:cs="Times New Roman"/>
-          <w:rFonts w:ascii="Times New Roman" w:hAnsi="Times New Roman"/>
-          <w:b w:val="0"/>
-          <w:i w:val="0"/>
-          <w:sz w:val="24"/>
-        </w:rPr>
-        <w:t>Fifth, research should investigate the role of platform design features in shaping content quality. A/B testing of interface modifications—such as mandatory source-citation fields, credential-verification badges, or algorithmic boosts for referenced content—could identify practical mechanisms for improving health information quality at scale. Such studies would require collaboration with platform operators but could yield high-impact, population-level benefits.</w:t>
-      </w:r>
-    </w:p>
-    <w:p>
-      <w:pPr>
-        <w:spacing w:before="0" w:after="120" w:line="360" w:lineRule="auto"/>
-        <w:ind w:firstLine="709"/>
-        <w:jc w:val="both"/>
-      </w:pPr>
-      <w:r>
-        <w:rPr>
-          <w:rFonts w:ascii="Times New Roman" w:hAnsi="Times New Roman" w:cs="Times New Roman"/>
-          <w:rFonts w:ascii="Times New Roman" w:hAnsi="Times New Roman"/>
-          <w:b w:val="0"/>
-          <w:i w:val="0"/>
-          <w:sz w:val="24"/>
-        </w:rPr>
-        <w:t>Finally, the relationship between engagement metrics and quality deserves deeper investigation using more granular data. Access to algorithmic ranking signals, watch time, completion rates, and share-to-view ratios—data that are not publicly available but may be accessible through platform research APIs—would enable more nuanced modelling of how recommendation systems interact with information quality. Understanding these dynamics is essential for designing interventions that align algorithmic incentives with public health objectives.</w:t>
+        <w:t>Several directions for future research emerge from this study. First, longitudinal designs could track how physical activity information quality changes over time as platforms modify their algorithms and content policies. Second, multilingual studies incorporating non-English content would address a significant gap, given that the majority of global internet users access health information in languages other than English. Third, future studies should incorporate full transcription and more fine-grained coding of audio-visual content to extend the point-of-access scoring approach used here and determine whether subtle spoken or visual cues alter quality ratings. Fourth, the role of platform algorithms in promoting or suppressing high-quality health content warrants dedicated investigation, particularly given the significant negative views–quality and likes–quality correlations observed on YouTube. Fifth, intervention studies could evaluate whether platform-specific quality labels or health information verification badges improve the quality of content that users encounter and trust. Finally, qualitative research exploring how users perceive and evaluate physical activity information across different platforms would complement the quantitative quality assessment approach used here.</w:t>
       </w:r>
     </w:p>
     <w:sectPr>
@@ -919,9 +830,13 @@
     <w:name w:val="Normal"/>
     <w:qFormat/>
     <w:rsid w:val="00FC693F"/>
+    <w:pPr>
+      <w:spacing w:line="360" w:lineRule="auto"/>
+      <w:jc w:val="both"/>
+    </w:pPr>
     <w:rPr>
-      <w:rFonts w:ascii="Times New Roman" w:hAnsi="Times New Roman" w:cs="Times New Roman"/>
       <w:rFonts w:ascii="Times New Roman" w:hAnsi="Times New Roman"/>
+      <w:color w:val="000000"/>
       <w:sz w:val="24"/>
     </w:rPr>
   </w:style>

--- a/chapters/chapter4_discussion.docx
+++ b/chapters/chapter4_discussion.docx
@@ -98,7 +98,7 @@
           <w:color w:val="000000"/>
           <w:sz w:val="24"/>
         </w:rPr>
-        <w:t>The finding that traditional websites outperform social media platforms in health information quality is consistent with a substantial body of prior research. The 2025 JMIR meta-analysis reported a pooled DISCERN percentage of 43.58% (95% CI [37.80, 49.35]) across studies evaluating online health information (Liu et al., 2025). Direct numerical comparison should be interpreted cautiously because that review synthesised percentage-standardised scores across heterogeneous studies. Even so, the present findings are directionally consistent with that literature, particularly in showing lower quality for highly visual or video-led social media formats than for websites and longer-form content.</w:t>
+        <w:t>The finding that traditional websites outperform social media platforms in health information quality is consistent with a substantial body of prior research. The 2025 JMIR meta-analysis reported a pooled DISCERN score of 43.58 (95% CI [37.80, 49.35]) across studies evaluating online health information (Liu et al., 2025). Direct numerical comparison should be interpreted cautiously because that review synthesised percentage-standardised scores across heterogeneous studies. Even so, the present findings are directionally consistent with that literature, particularly in showing lower quality for highly visual or video-led social media formats than for websites and longer-form content.</w:t>
       </w:r>
     </w:p>
     <w:p>
@@ -162,7 +162,7 @@
           <w:color w:val="000000"/>
           <w:sz w:val="24"/>
         </w:rPr>
-        <w:t>The significant variation in quality across search terms (H[4] = 27.255, p &lt; .001) is a secondary finding that merits attention. Items retrieved using ‘how to start exercising’ scored highest (Mdn = 46.0), while ‘home workout routine’ yielded the lowest scores (Mdn = 34.0). This likely reflects differences in the clinical relevance and specificity of queries: more general health-oriented terms may retrieve content from authoritative institutional sources, whereas commercially oriented terms such as ‘home workout routine’ may disproportionately surface influencer-generated content. This finding suggests that the search query itself functions as an implicit filter on information quality, with practical implications for how public health practitioners frame their recommendations to information-seeking audiences.</w:t>
+        <w:t>The significant variation in quality across search terms (H[4] = 27.255, p &lt; .001) is a secondary finding that merits attention. The query ‘how to start exercising’ retrieved the highest-quality content, while ‘home workout routine’ retrieved the lowest-quality content. This likely reflects differences in the clinical relevance and specificity of queries: more general health-oriented terms may retrieve content from authoritative institutional sources, whereas commercially oriented terms such as ‘home workout routine’ may disproportionately surface influencer-generated content. This finding suggests that the search query itself functions as an implicit filter on information quality, with practical implications for how public health practitioners frame their recommendations to information-seeking audiences.</w:t>
       </w:r>
     </w:p>
     <w:p>

--- a/chapters/chapter4_discussion.docx
+++ b/chapters/chapter4_discussion.docx
@@ -49,7 +49,7 @@
           <w:color w:val="000000"/>
           <w:sz w:val="24"/>
         </w:rPr>
-        <w:t>This cross-sectional content analysis evaluated the quality of physical activity information across four platform types using the DISCERN instrument and JAMA benchmarks. The results reveal a clear and statistically significant quality gradient: traditional websites scored highest (Mdn = 48.5), followed by YouTube (Mdn = 42.0), TikTok (Mdn = 35.0), and Instagram (Mdn = 27.5). The Kruskal-Wallis test confirmed significant differences across platforms, H(3) = 93.489, p &lt; .001, with a large eta-squared approximation (0.469). All six pairwise comparisons were statistically significant, although the Website versus YouTube contrast yielded a notably smaller effect (p = .038, r = -0.316) compared with the other five pairs (all p &lt; .001).</w:t>
+        <w:t>This cross-sectional content analysis evaluated the quality of physical activity information across four platform types using the DISCERN instrument and JAMA benchmarks. The results reveal a clear and statistically significant quality gradient: traditional websites scored highest (Mdn = 48.5), followed by YouTube (Mdn = 42.0), TikTok (Mdn = 35.0), and Instagram (Mdn = 27.5). The Kruskal-Wallis test confirmed significant differences across platforms, H(3) = 93.489, p &lt; .001, with a large eta-squared approximation (0.469). All six pairwise comparisons were statistically significant, although the Website versus YouTube contrast yielded a notably smaller effect (p = .038, r_rb = −0.316) compared with the other five pairs (all p &lt; .001).</w:t>
       </w:r>
     </w:p>
     <w:p>
@@ -98,7 +98,7 @@
           <w:color w:val="000000"/>
           <w:sz w:val="24"/>
         </w:rPr>
-        <w:t>The finding that traditional websites outperform social media platforms in health information quality is consistent with a substantial body of prior research. The 2025 JMIR meta-analysis reported a pooled DISCERN score of 43.58 (95% CI [37.80, 49.35]) across studies evaluating online health information (Liu et al., 2025). Direct numerical comparison should be interpreted cautiously because that review synthesised percentage-standardised scores across heterogeneous studies. Even so, the present findings are directionally consistent with that literature, particularly in showing lower quality for highly visual or video-led social media formats than for websites and longer-form content.</w:t>
+        <w:t>The finding that traditional websites outperform social media platforms in health information quality is consistent with a substantial body of prior research. The 2025 JMIR meta-analysis reported a pooled percentage-standardised DISCERN score of 43.58% (95% CI [37.80%, 49.35%]) across studies evaluating cancer-related information on new media (Liu et al., 2025). Direct numerical comparison with the present study's raw DISCERN totals (scored out of 80) is not appropriate because the meta-analysis synthesised percentage-standardised scores across heterogeneous studies. Even so, the present findings are directionally consistent with that literature, particularly in showing lower quality for highly visual or video-led social media formats than for websites and longer-form content.</w:t>
       </w:r>
     </w:p>
     <w:p>

--- a/chapters/chapter4_discussion.docx
+++ b/chapters/chapter4_discussion.docx
@@ -130,7 +130,7 @@
           <w:color w:val="000000"/>
           <w:sz w:val="24"/>
         </w:rPr>
-        <w:t>The relatively modest difference between websites and YouTube (median difference of 6.5 points, p = .038) is an important nuance. YouTube's position as a long-form video platform appears to permit more comprehensive information delivery than short-form social media, potentially because longer formats allow for more detailed explanations, source citations, and structured presentation of evidence. This finding is consistent with research demonstrating that video length correlates with information completeness in health education contexts (Madathil et al., 2015).</w:t>
+        <w:t>The relatively modest difference between websites and YouTube (median difference of 6.5 points, p = .038) is an important nuance. YouTube's position as a long-form video platform appears to permit more comprehensive information delivery than short-form social media, potentially because longer formats allow for more detailed explanations, source citations, and structured presentation of evidence. This finding is consistent with more recent review evidence showing that longer-form health videos tend to permit greater informational completeness than short-form social-media content (Osman et al., 2022; Rodriguez-Rodriguez et al., 2022).</w:t>
       </w:r>
     </w:p>
     <w:p>

--- a/chapters/chapter4_discussion.docx
+++ b/chapters/chapter4_discussion.docx
@@ -895,14 +895,14 @@
     <w:pPr>
       <w:keepNext/>
       <w:keepLines/>
-      <w:spacing w:before="480" w:after="0"/>
+      <w:spacing w:before="480" w:after="0" w:line="360" w:lineRule="auto"/>
       <w:outlineLvl w:val="0"/>
     </w:pPr>
     <w:rPr>
-      <w:rFonts w:asciiTheme="majorHAnsi" w:eastAsiaTheme="majorEastAsia" w:hAnsiTheme="majorHAnsi" w:cstheme="majorBidi"/>
+      <w:rFonts w:asciiTheme="majorHAnsi" w:eastAsiaTheme="majorEastAsia" w:hAnsiTheme="majorHAnsi" w:cstheme="majorBidi" w:ascii="Times New Roman" w:hAnsi="Times New Roman"/>
       <w:b/>
       <w:bCs/>
-      <w:color w:val="365F91" w:themeColor="accent1" w:themeShade="BF"/>
+      <w:color w:val="000000"/>
       <w:sz w:val="28"/>
       <w:szCs w:val="28"/>
     </w:rPr>
@@ -919,15 +919,15 @@
     <w:pPr>
       <w:keepNext/>
       <w:keepLines/>
-      <w:spacing w:before="200" w:after="0"/>
+      <w:spacing w:before="200" w:after="0" w:line="360" w:lineRule="auto"/>
       <w:outlineLvl w:val="1"/>
     </w:pPr>
     <w:rPr>
-      <w:rFonts w:asciiTheme="majorHAnsi" w:eastAsiaTheme="majorEastAsia" w:hAnsiTheme="majorHAnsi" w:cstheme="majorBidi"/>
+      <w:rFonts w:asciiTheme="majorHAnsi" w:eastAsiaTheme="majorEastAsia" w:hAnsiTheme="majorHAnsi" w:cstheme="majorBidi" w:ascii="Times New Roman" w:hAnsi="Times New Roman"/>
       <w:b/>
       <w:bCs/>
-      <w:color w:val="4F81BD" w:themeColor="accent1"/>
-      <w:sz w:val="26"/>
+      <w:color w:val="000000"/>
+      <w:sz w:val="24"/>
       <w:szCs w:val="26"/>
     </w:rPr>
   </w:style>
@@ -943,14 +943,15 @@
     <w:pPr>
       <w:keepNext/>
       <w:keepLines/>
-      <w:spacing w:before="200" w:after="0"/>
+      <w:spacing w:before="200" w:after="0" w:line="360" w:lineRule="auto"/>
       <w:outlineLvl w:val="2"/>
     </w:pPr>
     <w:rPr>
-      <w:rFonts w:asciiTheme="majorHAnsi" w:eastAsiaTheme="majorEastAsia" w:hAnsiTheme="majorHAnsi" w:cstheme="majorBidi"/>
+      <w:rFonts w:asciiTheme="majorHAnsi" w:eastAsiaTheme="majorEastAsia" w:hAnsiTheme="majorHAnsi" w:cstheme="majorBidi" w:ascii="Times New Roman" w:hAnsi="Times New Roman"/>
       <w:b/>
       <w:bCs/>
-      <w:color w:val="4F81BD" w:themeColor="accent1"/>
+      <w:color w:val="000000"/>
+      <w:sz w:val="24"/>
     </w:rPr>
   </w:style>
   <w:style w:type="paragraph" w:styleId="Heading4">
